--- a/submit/log.docx
+++ b/submit/log.docx
@@ -5,7 +5,7 @@
     <w:p>
       <w:pPr>
         <w:rPr>
-          <w:rFonts w:ascii="Times New Roman" w:hAnsi="Times New Roman" w:cs="Times New Roman"/>
+          <w:rFonts w:ascii="Times New Roman" w:hAnsi="Times New Roman" w:cs="Times New Roman" w:hint="eastAsia"/>
           <w:b/>
           <w:sz w:val="28"/>
           <w:szCs w:val="28"/>
@@ -725,11 +725,11 @@
         <w:tblLook w:val="04A0" w:firstRow="1" w:lastRow="0" w:firstColumn="1" w:lastColumn="0" w:noHBand="0" w:noVBand="1"/>
       </w:tblPr>
       <w:tblGrid>
-        <w:gridCol w:w="1529"/>
-        <w:gridCol w:w="2766"/>
-        <w:gridCol w:w="1529"/>
-        <w:gridCol w:w="1116"/>
-        <w:gridCol w:w="1248"/>
+        <w:gridCol w:w="1731"/>
+        <w:gridCol w:w="2615"/>
+        <w:gridCol w:w="1514"/>
+        <w:gridCol w:w="1192"/>
+        <w:gridCol w:w="1136"/>
       </w:tblGrid>
       <w:tr>
         <w:tc>
@@ -938,7 +938,7 @@
           <w:p>
             <w:pPr>
               <w:rPr>
-                <w:rFonts w:ascii="Times New Roman" w:hAnsi="Times New Roman" w:cs="Times New Roman" w:hint="eastAsia"/>
+                <w:rFonts w:ascii="Times New Roman" w:hAnsi="Times New Roman" w:cs="Times New Roman"/>
               </w:rPr>
             </w:pPr>
             <w:r>
@@ -1337,144 +1337,152 @@
             <w:pPr>
               <w:ind w:firstLineChars="100" w:firstLine="210"/>
               <w:rPr>
+                <w:rFonts w:ascii="Times New Roman" w:hAnsi="Times New Roman" w:cs="Times New Roman"/>
+                <w:i/>
+                <w:iCs/>
+              </w:rPr>
+            </w:pPr>
+            <w:r>
+              <w:rPr>
+                <w:rFonts w:ascii="Times New Roman" w:hAnsi="Times New Roman" w:cs="Times New Roman"/>
+                <w:i/>
+                <w:iCs/>
+              </w:rPr>
+              <w:t>Gc</w:t>
+            </w:r>
+            <w:r>
+              <w:rPr>
+                <w:rFonts w:ascii="Times New Roman" w:hAnsi="Times New Roman" w:cs="Times New Roman"/>
+              </w:rPr>
+              <w:t>​(</w:t>
+            </w:r>
+            <w:r>
+              <w:rPr>
+                <w:rFonts w:ascii="Times New Roman" w:hAnsi="Times New Roman" w:cs="Times New Roman"/>
+                <w:i/>
+                <w:iCs/>
+              </w:rPr>
+              <w:t>s</w:t>
+            </w:r>
+            <w:r>
+              <w:rPr>
+                <w:rFonts w:ascii="Times New Roman" w:hAnsi="Times New Roman" w:cs="Times New Roman"/>
+              </w:rPr>
+              <w:t>)=</w:t>
+            </w:r>
+            <w:r>
+              <w:rPr>
+                <w:rFonts w:ascii="Times New Roman" w:hAnsi="Times New Roman" w:cs="Times New Roman" w:hint="eastAsia"/>
+              </w:rPr>
+              <w:t>(</w:t>
+            </w:r>
+            <w:r>
+              <w:rPr>
+                <w:rFonts w:ascii="Times New Roman" w:hAnsi="Times New Roman" w:cs="Times New Roman"/>
+              </w:rPr>
+              <w:t>1</w:t>
+            </w:r>
+            <w:r>
+              <w:rPr>
+                <w:rFonts w:ascii="Times New Roman" w:hAnsi="Times New Roman" w:cs="Times New Roman" w:hint="eastAsia"/>
+              </w:rPr>
+              <w:t>3</w:t>
+            </w:r>
+            <w:r>
+              <w:rPr>
+                <w:rFonts w:ascii="Times New Roman" w:hAnsi="Times New Roman" w:cs="Times New Roman"/>
+              </w:rPr>
+              <w:t>.2</w:t>
+            </w:r>
+            <w:r>
+              <w:rPr>
+                <w:rFonts w:ascii="Times New Roman" w:hAnsi="Times New Roman" w:cs="Times New Roman" w:hint="eastAsia"/>
+              </w:rPr>
+              <w:t>3</w:t>
+            </w:r>
+            <w:r>
+              <w:rPr>
+                <w:rFonts w:ascii="Times New Roman" w:hAnsi="Times New Roman" w:cs="Times New Roman"/>
+                <w:i/>
+                <w:iCs/>
+              </w:rPr>
+              <w:t>s</w:t>
+            </w:r>
+            <w:r>
+              <w:rPr>
+                <w:rFonts w:ascii="Times New Roman" w:hAnsi="Times New Roman" w:cs="Times New Roman"/>
+                <w:vertAlign w:val="superscript"/>
+              </w:rPr>
+              <w:t>2</w:t>
+            </w:r>
+            <w:r>
+              <w:rPr>
+                <w:rFonts w:ascii="Times New Roman" w:hAnsi="Times New Roman" w:cs="Times New Roman"/>
+              </w:rPr>
+              <w:t>+1</w:t>
+            </w:r>
+            <w:r>
+              <w:rPr>
+                <w:rFonts w:ascii="Times New Roman" w:hAnsi="Times New Roman" w:cs="Times New Roman" w:hint="eastAsia"/>
+              </w:rPr>
+              <w:t>47</w:t>
+            </w:r>
+            <w:r>
+              <w:rPr>
+                <w:rFonts w:ascii="Times New Roman" w:hAnsi="Times New Roman" w:cs="Times New Roman"/>
+                <w:i/>
+                <w:iCs/>
+              </w:rPr>
+              <w:t>s</w:t>
+            </w:r>
+            <w:r>
+              <w:rPr>
+                <w:rFonts w:ascii="Times New Roman" w:hAnsi="Times New Roman" w:cs="Times New Roman"/>
+              </w:rPr>
+              <w:t>​</w:t>
+            </w:r>
+            <w:r>
+              <w:rPr>
+                <w:rFonts w:ascii="Times New Roman" w:hAnsi="Times New Roman" w:cs="Times New Roman" w:hint="eastAsia"/>
+              </w:rPr>
+              <w:t>)/(</w:t>
+            </w:r>
+            <w:r>
+              <w:rPr>
+                <w:rFonts w:ascii="Times New Roman" w:hAnsi="Times New Roman" w:cs="Times New Roman"/>
+                <w:i/>
+                <w:iCs/>
+              </w:rPr>
+              <w:t>s</w:t>
+            </w:r>
+            <w:r>
+              <w:rPr>
+                <w:rFonts w:ascii="Times New Roman" w:hAnsi="Times New Roman" w:cs="Times New Roman"/>
+                <w:vertAlign w:val="superscript"/>
+              </w:rPr>
+              <w:t>3</w:t>
+            </w:r>
+            <w:r>
+              <w:rPr>
+                <w:rFonts w:ascii="Times New Roman" w:hAnsi="Times New Roman" w:cs="Times New Roman"/>
+              </w:rPr>
+              <w:t>−48.3</w:t>
+            </w:r>
+            <w:r>
+              <w:rPr>
+                <w:rFonts w:ascii="Times New Roman" w:hAnsi="Times New Roman" w:cs="Times New Roman"/>
+                <w:i/>
+                <w:iCs/>
+              </w:rPr>
+              <w:t>s</w:t>
+            </w:r>
+            <w:r>
+              <w:rPr>
                 <w:rFonts w:ascii="Times New Roman" w:hAnsi="Times New Roman" w:cs="Times New Roman" w:hint="eastAsia"/>
                 <w:i/>
                 <w:iCs/>
               </w:rPr>
-            </w:pPr>
-            <w:r>
-              <w:rPr>
-                <w:rFonts w:ascii="Times New Roman" w:hAnsi="Times New Roman" w:cs="Times New Roman"/>
-                <w:i/>
-                <w:iCs/>
-              </w:rPr>
-              <w:t>Gc</w:t>
-            </w:r>
-            <w:r>
-              <w:rPr>
-                <w:rFonts w:ascii="Times New Roman" w:hAnsi="Times New Roman" w:cs="Times New Roman"/>
-              </w:rPr>
-              <w:t>​(</w:t>
-            </w:r>
-            <w:r>
-              <w:rPr>
-                <w:rFonts w:ascii="Times New Roman" w:hAnsi="Times New Roman" w:cs="Times New Roman"/>
-                <w:i/>
-                <w:iCs/>
-              </w:rPr>
-              <w:t>s</w:t>
-            </w:r>
-            <w:r>
-              <w:rPr>
-                <w:rFonts w:ascii="Times New Roman" w:hAnsi="Times New Roman" w:cs="Times New Roman"/>
-              </w:rPr>
-              <w:t>)=</w:t>
-            </w:r>
-            <w:r>
-              <w:rPr>
-                <w:rFonts w:ascii="Times New Roman" w:hAnsi="Times New Roman" w:cs="Times New Roman" w:hint="eastAsia"/>
-              </w:rPr>
-              <w:t>(</w:t>
-            </w:r>
-            <w:r>
-              <w:rPr>
-                <w:rFonts w:ascii="Times New Roman" w:hAnsi="Times New Roman" w:cs="Times New Roman"/>
-              </w:rPr>
-              <w:t>1</w:t>
-            </w:r>
-            <w:r>
-              <w:rPr>
-                <w:rFonts w:ascii="Times New Roman" w:hAnsi="Times New Roman" w:cs="Times New Roman" w:hint="eastAsia"/>
-              </w:rPr>
-              <w:t>3</w:t>
-            </w:r>
-            <w:r>
-              <w:rPr>
-                <w:rFonts w:ascii="Times New Roman" w:hAnsi="Times New Roman" w:cs="Times New Roman"/>
-              </w:rPr>
-              <w:t>.2</w:t>
-            </w:r>
-            <w:r>
-              <w:rPr>
-                <w:rFonts w:ascii="Times New Roman" w:hAnsi="Times New Roman" w:cs="Times New Roman" w:hint="eastAsia"/>
-              </w:rPr>
-              <w:t>3</w:t>
-            </w:r>
-            <w:r>
-              <w:rPr>
-                <w:rFonts w:ascii="Times New Roman" w:hAnsi="Times New Roman" w:cs="Times New Roman"/>
-                <w:i/>
-                <w:iCs/>
-              </w:rPr>
-              <w:t>s</w:t>
-            </w:r>
-            <w:r>
-              <w:rPr>
-                <w:rFonts w:ascii="Times New Roman" w:hAnsi="Times New Roman" w:cs="Times New Roman"/>
-                <w:vertAlign w:val="superscript"/>
-              </w:rPr>
-              <w:t>2</w:t>
-            </w:r>
-            <w:r>
-              <w:rPr>
-                <w:rFonts w:ascii="Times New Roman" w:hAnsi="Times New Roman" w:cs="Times New Roman"/>
-              </w:rPr>
-              <w:t>+1</w:t>
-            </w:r>
-            <w:r>
-              <w:rPr>
-                <w:rFonts w:ascii="Times New Roman" w:hAnsi="Times New Roman" w:cs="Times New Roman" w:hint="eastAsia"/>
-              </w:rPr>
-              <w:t>47</w:t>
-            </w:r>
-            <w:r>
-              <w:rPr>
-                <w:rFonts w:ascii="Times New Roman" w:hAnsi="Times New Roman" w:cs="Times New Roman"/>
-                <w:i/>
-                <w:iCs/>
-              </w:rPr>
-              <w:t>s</w:t>
-            </w:r>
-            <w:r>
-              <w:rPr>
-                <w:rFonts w:ascii="Times New Roman" w:hAnsi="Times New Roman" w:cs="Times New Roman"/>
-              </w:rPr>
-              <w:t>​</w:t>
-            </w:r>
-            <w:r>
-              <w:rPr>
-                <w:rFonts w:ascii="Times New Roman" w:hAnsi="Times New Roman" w:cs="Times New Roman" w:hint="eastAsia"/>
-              </w:rPr>
-              <w:t>)/(</w:t>
-            </w:r>
-            <w:r>
-              <w:rPr>
-                <w:rFonts w:ascii="Times New Roman" w:hAnsi="Times New Roman" w:cs="Times New Roman"/>
-                <w:i/>
-                <w:iCs/>
-              </w:rPr>
-              <w:t>s</w:t>
-            </w:r>
-            <w:r>
-              <w:rPr>
-                <w:rFonts w:ascii="Times New Roman" w:hAnsi="Times New Roman" w:cs="Times New Roman"/>
-                <w:vertAlign w:val="superscript"/>
-              </w:rPr>
-              <w:t>3</w:t>
-            </w:r>
-            <w:r>
-              <w:rPr>
-                <w:rFonts w:ascii="Times New Roman" w:hAnsi="Times New Roman" w:cs="Times New Roman"/>
-              </w:rPr>
-              <w:t>−48.3</w:t>
-            </w:r>
-            <w:r>
-              <w:rPr>
-                <w:rFonts w:ascii="Times New Roman" w:hAnsi="Times New Roman" w:cs="Times New Roman"/>
-                <w:i/>
-                <w:iCs/>
-              </w:rPr>
-              <w:t>s</w:t>
+              <w:t>)</w:t>
             </w:r>
             <w:r>
               <w:rPr>
@@ -1482,21 +1490,13 @@
                 <w:i/>
                 <w:iCs/>
               </w:rPr>
-              <w:t>)</w:t>
-            </w:r>
-            <w:r>
-              <w:rPr>
-                <w:rFonts w:ascii="Times New Roman" w:hAnsi="Times New Roman" w:cs="Times New Roman" w:hint="eastAsia"/>
-                <w:i/>
-                <w:iCs/>
-              </w:rPr>
               <w:t xml:space="preserve"> (Kp=30, Ki=0, Kd=2.7)</w:t>
             </w:r>
           </w:p>
           <w:p>
             <w:pPr>
               <w:rPr>
-                <w:rFonts w:ascii="Times New Roman" w:hAnsi="Times New Roman" w:cs="Times New Roman" w:hint="eastAsia"/>
+                <w:rFonts w:ascii="Times New Roman" w:hAnsi="Times New Roman" w:cs="Times New Roman"/>
               </w:rPr>
             </w:pPr>
           </w:p>
@@ -2059,7 +2059,7 @@
                           </pic:cNvPicPr>
                         </pic:nvPicPr>
                         <pic:blipFill>
-                          <a:blip r:embed="rId7" cstate="print">
+                          <a:blip r:embed="rId8" cstate="print">
                             <a:extLst>
                               <a:ext uri="{28A0092B-C50C-407E-A947-70E740481C1C}">
                                 <a14:useLocalDpi xmlns:a14="http://schemas.microsoft.com/office/drawing/2010/main" val="0"/>
@@ -2094,7 +2094,7 @@
           <w:p>
             <w:pPr>
               <w:rPr>
-                <w:rFonts w:ascii="Times New Roman" w:hAnsi="Times New Roman" w:cs="Times New Roman" w:hint="eastAsia"/>
+                <w:rFonts w:ascii="Times New Roman" w:hAnsi="Times New Roman" w:cs="Times New Roman"/>
               </w:rPr>
             </w:pPr>
           </w:p>
@@ -2132,7 +2132,7 @@
           <w:p>
             <w:pPr>
               <w:rPr>
-                <w:rFonts w:ascii="Times New Roman" w:hAnsi="Times New Roman" w:cs="Times New Roman" w:hint="eastAsia"/>
+                <w:rFonts w:ascii="Times New Roman" w:hAnsi="Times New Roman" w:cs="Times New Roman"/>
               </w:rPr>
             </w:pPr>
             <w:r>
@@ -2239,7 +2239,7 @@
           <w:p>
             <w:pPr>
               <w:rPr>
-                <w:rFonts w:ascii="Times New Roman" w:hAnsi="Times New Roman" w:cs="Times New Roman" w:hint="eastAsia"/>
+                <w:rFonts w:ascii="Times New Roman" w:hAnsi="Times New Roman" w:cs="Times New Roman"/>
               </w:rPr>
             </w:pPr>
           </w:p>
@@ -2784,6 +2784,12 @@
                 <w:rFonts w:ascii="Times New Roman" w:hAnsi="Times New Roman" w:cs="Times New Roman"/>
               </w:rPr>
             </w:pPr>
+            <w:r>
+              <w:rPr>
+                <w:rFonts w:ascii="Times New Roman" w:hAnsi="Times New Roman" w:cs="Times New Roman" w:hint="eastAsia"/>
+              </w:rPr>
+              <w:t>李彦辰</w:t>
+            </w:r>
           </w:p>
         </w:tc>
         <w:tc>
@@ -2815,6 +2821,18 @@
                 <w:rFonts w:ascii="Times New Roman" w:hAnsi="Times New Roman" w:cs="Times New Roman"/>
               </w:rPr>
             </w:pPr>
+            <w:r>
+              <w:rPr>
+                <w:rFonts w:ascii="Times New Roman" w:hAnsi="Times New Roman" w:cs="Times New Roman" w:hint="eastAsia"/>
+              </w:rPr>
+              <w:t>电气</w:t>
+            </w:r>
+            <w:r>
+              <w:rPr>
+                <w:rFonts w:ascii="Times New Roman" w:hAnsi="Times New Roman" w:cs="Times New Roman" w:hint="eastAsia"/>
+              </w:rPr>
+              <w:t>2405</w:t>
+            </w:r>
           </w:p>
         </w:tc>
       </w:tr>
@@ -2847,6 +2865,12 @@
                 <w:rFonts w:ascii="Times New Roman" w:hAnsi="Times New Roman" w:cs="Times New Roman"/>
               </w:rPr>
             </w:pPr>
+            <w:r>
+              <w:rPr>
+                <w:rFonts w:ascii="Times New Roman" w:hAnsi="Times New Roman" w:cs="Times New Roman" w:hint="eastAsia"/>
+              </w:rPr>
+              <w:t>魏明岩</w:t>
+            </w:r>
           </w:p>
         </w:tc>
         <w:tc>
@@ -2875,9 +2899,15 @@
           <w:p>
             <w:pPr>
               <w:rPr>
-                <w:rFonts w:ascii="Times New Roman" w:hAnsi="Times New Roman" w:cs="Times New Roman"/>
-              </w:rPr>
-            </w:pPr>
+                <w:rFonts w:ascii="Times New Roman" w:hAnsi="Times New Roman" w:cs="Times New Roman" w:hint="eastAsia"/>
+              </w:rPr>
+            </w:pPr>
+            <w:r>
+              <w:rPr>
+                <w:rFonts w:ascii="Times New Roman" w:hAnsi="Times New Roman" w:cs="Times New Roman" w:hint="eastAsia"/>
+              </w:rPr>
+              <w:t>5.18</w:t>
+            </w:r>
           </w:p>
         </w:tc>
       </w:tr>
@@ -2905,43 +2935,152 @@
           </w:p>
           <w:p>
             <w:pPr>
-              <w:ind w:firstLine="420"/>
-              <w:rPr>
-                <w:rFonts w:ascii="Times New Roman" w:hAnsi="Times New Roman" w:cs="Times New Roman"/>
-                <w:szCs w:val="21"/>
-              </w:rPr>
-            </w:pPr>
-          </w:p>
-          <w:p>
-            <w:pPr>
-              <w:ind w:firstLineChars="200" w:firstLine="420"/>
-              <w:rPr>
-                <w:rFonts w:ascii="Times New Roman" w:hAnsi="Times New Roman" w:cs="Times New Roman"/>
-                <w:szCs w:val="21"/>
-              </w:rPr>
-            </w:pPr>
-          </w:p>
-          <w:p>
-            <w:pPr>
-              <w:rPr>
-                <w:rFonts w:ascii="Times New Roman" w:hAnsi="Times New Roman" w:cs="Times New Roman"/>
-              </w:rPr>
-            </w:pPr>
-          </w:p>
-          <w:p>
-            <w:pPr>
-              <w:ind w:firstLineChars="200" w:firstLine="420"/>
-              <w:rPr>
-                <w:rFonts w:ascii="Times New Roman" w:hAnsi="Times New Roman" w:cs="Times New Roman"/>
-              </w:rPr>
-            </w:pPr>
-          </w:p>
-          <w:p>
-            <w:pPr>
-              <w:rPr>
-                <w:rFonts w:ascii="Times New Roman" w:hAnsi="Times New Roman" w:cs="Times New Roman"/>
-              </w:rPr>
-            </w:pPr>
+              <w:rPr>
+                <w:rFonts w:ascii="Times New Roman" w:hAnsi="Times New Roman" w:cs="Times New Roman"/>
+              </w:rPr>
+            </w:pPr>
+            <w:r>
+              <w:rPr>
+                <w:rFonts w:ascii="Times New Roman" w:hAnsi="Times New Roman" w:cs="Times New Roman"/>
+              </w:rPr>
+              <w:t>（</w:t>
+            </w:r>
+            <w:r>
+              <w:rPr>
+                <w:rFonts w:ascii="Times New Roman" w:hAnsi="Times New Roman" w:cs="Times New Roman"/>
+              </w:rPr>
+              <w:t>1</w:t>
+            </w:r>
+            <w:r>
+              <w:rPr>
+                <w:rFonts w:ascii="Times New Roman" w:hAnsi="Times New Roman" w:cs="Times New Roman"/>
+              </w:rPr>
+              <w:t>）学会使用</w:t>
+            </w:r>
+            <w:r>
+              <w:rPr>
+                <w:rFonts w:ascii="Times New Roman" w:hAnsi="Times New Roman" w:cs="Times New Roman"/>
+              </w:rPr>
+              <w:t xml:space="preserve"> Matlab </w:t>
+            </w:r>
+            <w:r>
+              <w:rPr>
+                <w:rFonts w:ascii="Times New Roman" w:hAnsi="Times New Roman" w:cs="Times New Roman"/>
+              </w:rPr>
+              <w:t>分析系统的根轨迹。</w:t>
+            </w:r>
+          </w:p>
+          <w:p>
+            <w:pPr>
+              <w:rPr>
+                <w:rFonts w:ascii="Times New Roman" w:hAnsi="Times New Roman" w:cs="Times New Roman"/>
+              </w:rPr>
+            </w:pPr>
+            <w:r>
+              <w:rPr>
+                <w:rFonts w:ascii="Times New Roman" w:hAnsi="Times New Roman" w:cs="Times New Roman"/>
+              </w:rPr>
+              <w:t>（</w:t>
+            </w:r>
+            <w:r>
+              <w:rPr>
+                <w:rFonts w:ascii="Times New Roman" w:hAnsi="Times New Roman" w:cs="Times New Roman"/>
+              </w:rPr>
+              <w:t>2</w:t>
+            </w:r>
+            <w:r>
+              <w:rPr>
+                <w:rFonts w:ascii="Times New Roman" w:hAnsi="Times New Roman" w:cs="Times New Roman"/>
+              </w:rPr>
+              <w:t>）掌握根轨迹校正设计方法，理解根轨迹与系统动态性能之间的关系。</w:t>
+            </w:r>
+          </w:p>
+          <w:p>
+            <w:pPr>
+              <w:rPr>
+                <w:rFonts w:ascii="Times New Roman" w:hAnsi="Times New Roman" w:cs="Times New Roman"/>
+              </w:rPr>
+            </w:pPr>
+            <w:r>
+              <w:rPr>
+                <w:rFonts w:ascii="Times New Roman" w:hAnsi="Times New Roman" w:cs="Times New Roman"/>
+              </w:rPr>
+              <w:t>（</w:t>
+            </w:r>
+            <w:r>
+              <w:rPr>
+                <w:rFonts w:ascii="Times New Roman" w:hAnsi="Times New Roman" w:cs="Times New Roman"/>
+              </w:rPr>
+              <w:t>3</w:t>
+            </w:r>
+            <w:r>
+              <w:rPr>
+                <w:rFonts w:ascii="Times New Roman" w:hAnsi="Times New Roman" w:cs="Times New Roman"/>
+              </w:rPr>
+              <w:t>）进一步熟悉</w:t>
+            </w:r>
+            <w:r>
+              <w:rPr>
+                <w:rFonts w:ascii="Times New Roman" w:hAnsi="Times New Roman" w:cs="Times New Roman"/>
+              </w:rPr>
+              <w:t xml:space="preserve"> Matlab/Simulink </w:t>
+            </w:r>
+            <w:r>
+              <w:rPr>
+                <w:rFonts w:ascii="Times New Roman" w:hAnsi="Times New Roman" w:cs="Times New Roman"/>
+              </w:rPr>
+              <w:t>工具箱在控制系统分析与仿真中的应用。</w:t>
+            </w:r>
+          </w:p>
+          <w:p>
+            <w:pPr>
+              <w:rPr>
+                <w:rFonts w:ascii="Times New Roman" w:hAnsi="Times New Roman" w:cs="Times New Roman"/>
+              </w:rPr>
+            </w:pPr>
+            <w:r>
+              <w:rPr>
+                <w:rFonts w:ascii="Times New Roman" w:hAnsi="Times New Roman" w:cs="Times New Roman"/>
+              </w:rPr>
+              <w:t>（</w:t>
+            </w:r>
+            <w:r>
+              <w:rPr>
+                <w:rFonts w:ascii="Times New Roman" w:hAnsi="Times New Roman" w:cs="Times New Roman"/>
+              </w:rPr>
+              <w:t>4</w:t>
+            </w:r>
+            <w:r>
+              <w:rPr>
+                <w:rFonts w:ascii="Times New Roman" w:hAnsi="Times New Roman" w:cs="Times New Roman"/>
+              </w:rPr>
+              <w:t>）掌握直线一级倒立摆系统根轨迹校正的实验方法。</w:t>
+            </w:r>
+          </w:p>
+          <w:p>
+            <w:pPr>
+              <w:rPr>
+                <w:rFonts w:ascii="Times New Roman" w:hAnsi="Times New Roman" w:cs="Times New Roman" w:hint="eastAsia"/>
+              </w:rPr>
+            </w:pPr>
+            <w:r>
+              <w:rPr>
+                <w:rFonts w:ascii="Times New Roman" w:hAnsi="Times New Roman" w:cs="Times New Roman"/>
+              </w:rPr>
+              <w:t>（</w:t>
+            </w:r>
+            <w:r>
+              <w:rPr>
+                <w:rFonts w:ascii="Times New Roman" w:hAnsi="Times New Roman" w:cs="Times New Roman"/>
+              </w:rPr>
+              <w:t>5</w:t>
+            </w:r>
+            <w:r>
+              <w:rPr>
+                <w:rFonts w:ascii="Times New Roman" w:hAnsi="Times New Roman" w:cs="Times New Roman"/>
+              </w:rPr>
+              <w:t>）通过根轨迹分析与校正实验，加深对系统稳定性、闭环极点分布以及超前校正原理的理解。</w:t>
+            </w:r>
           </w:p>
           <w:p>
             <w:pPr>
@@ -2958,27 +3097,102 @@
           </w:p>
           <w:p>
             <w:pPr>
-              <w:ind w:firstLineChars="200" w:firstLine="420"/>
-              <w:rPr>
-                <w:rFonts w:ascii="Times New Roman" w:hAnsi="Times New Roman" w:cs="Times New Roman"/>
-                <w:szCs w:val="21"/>
-              </w:rPr>
-            </w:pPr>
-          </w:p>
-          <w:p>
-            <w:pPr>
-              <w:rPr>
-                <w:rFonts w:ascii="Times New Roman" w:hAnsi="Times New Roman" w:cs="Times New Roman"/>
-              </w:rPr>
-            </w:pPr>
-          </w:p>
-          <w:p>
-            <w:pPr>
-              <w:ind w:firstLineChars="200" w:firstLine="420"/>
-              <w:rPr>
-                <w:rFonts w:ascii="Times New Roman" w:hAnsi="Times New Roman" w:cs="Times New Roman"/>
-              </w:rPr>
-            </w:pPr>
+              <w:rPr>
+                <w:rFonts w:ascii="Times New Roman" w:hAnsi="Times New Roman" w:cs="Times New Roman"/>
+              </w:rPr>
+            </w:pPr>
+            <w:r>
+              <w:rPr>
+                <w:rFonts w:ascii="Times New Roman" w:hAnsi="Times New Roman" w:cs="Times New Roman"/>
+              </w:rPr>
+              <w:t>（</w:t>
+            </w:r>
+            <w:r>
+              <w:rPr>
+                <w:rFonts w:ascii="Times New Roman" w:hAnsi="Times New Roman" w:cs="Times New Roman"/>
+              </w:rPr>
+              <w:t>1</w:t>
+            </w:r>
+            <w:r>
+              <w:rPr>
+                <w:rFonts w:ascii="Times New Roman" w:hAnsi="Times New Roman" w:cs="Times New Roman"/>
+              </w:rPr>
+              <w:t>）计算机（安装</w:t>
+            </w:r>
+            <w:r>
+              <w:rPr>
+                <w:rFonts w:ascii="Times New Roman" w:hAnsi="Times New Roman" w:cs="Times New Roman"/>
+              </w:rPr>
+              <w:t xml:space="preserve"> Matlab/Simulink </w:t>
+            </w:r>
+            <w:r>
+              <w:rPr>
+                <w:rFonts w:ascii="Times New Roman" w:hAnsi="Times New Roman" w:cs="Times New Roman"/>
+              </w:rPr>
+              <w:t>软件）。</w:t>
+            </w:r>
+          </w:p>
+          <w:p>
+            <w:pPr>
+              <w:rPr>
+                <w:rFonts w:ascii="Times New Roman" w:hAnsi="Times New Roman" w:cs="Times New Roman"/>
+              </w:rPr>
+            </w:pPr>
+            <w:r>
+              <w:rPr>
+                <w:rFonts w:ascii="Times New Roman" w:hAnsi="Times New Roman" w:cs="Times New Roman"/>
+              </w:rPr>
+              <w:t>（</w:t>
+            </w:r>
+            <w:r>
+              <w:rPr>
+                <w:rFonts w:ascii="Times New Roman" w:hAnsi="Times New Roman" w:cs="Times New Roman"/>
+              </w:rPr>
+              <w:t>2</w:t>
+            </w:r>
+            <w:r>
+              <w:rPr>
+                <w:rFonts w:ascii="Times New Roman" w:hAnsi="Times New Roman" w:cs="Times New Roman"/>
+              </w:rPr>
+              <w:t>）直线一级倒立摆实验系统。</w:t>
+            </w:r>
+          </w:p>
+          <w:p>
+            <w:pPr>
+              <w:rPr>
+                <w:rFonts w:ascii="Times New Roman" w:hAnsi="Times New Roman" w:cs="Times New Roman" w:hint="eastAsia"/>
+              </w:rPr>
+            </w:pPr>
+            <w:r>
+              <w:rPr>
+                <w:rFonts w:ascii="Times New Roman" w:hAnsi="Times New Roman" w:cs="Times New Roman"/>
+              </w:rPr>
+              <w:t>（</w:t>
+            </w:r>
+            <w:r>
+              <w:rPr>
+                <w:rFonts w:ascii="Times New Roman" w:hAnsi="Times New Roman" w:cs="Times New Roman" w:hint="eastAsia"/>
+              </w:rPr>
+              <w:t>3</w:t>
+            </w:r>
+            <w:r>
+              <w:rPr>
+                <w:rFonts w:ascii="Times New Roman" w:hAnsi="Times New Roman" w:cs="Times New Roman"/>
+              </w:rPr>
+              <w:t>）</w:t>
+            </w:r>
+            <w:r>
+              <w:rPr>
+                <w:rFonts w:ascii="Times New Roman" w:hAnsi="Times New Roman" w:cs="Times New Roman"/>
+              </w:rPr>
+              <w:t xml:space="preserve">Matlab </w:t>
+            </w:r>
+            <w:r>
+              <w:rPr>
+                <w:rFonts w:ascii="Times New Roman" w:hAnsi="Times New Roman" w:cs="Times New Roman"/>
+              </w:rPr>
+              <w:t>根轨迹分析与实时控制实验程序。</w:t>
+            </w:r>
           </w:p>
           <w:p>
             <w:pPr>
@@ -3035,13 +3249,7 @@
               <w:rPr>
                 <w:rFonts w:ascii="Times New Roman" w:hAnsi="Times New Roman" w:cs="Times New Roman"/>
               </w:rPr>
-              <w:t>值），并分析</w:t>
-            </w:r>
-            <w:r>
-              <w:rPr>
-                <w:rFonts w:ascii="Times New Roman" w:hAnsi="Times New Roman" w:cs="Times New Roman"/>
-              </w:rPr>
-              <w:t>：</w:t>
+              <w:t>值），并分析：</w:t>
             </w:r>
           </w:p>
           <w:p>
@@ -3069,32 +3277,16 @@
                 <w:szCs w:val="18"/>
                 <w:u w:val="single"/>
               </w:rPr>
-              <w:t xml:space="preserve">        </w:t>
-            </w:r>
-            <w:r>
-              <w:rPr>
-                <w:rFonts w:ascii="Times New Roman" w:hAnsi="Times New Roman" w:cs="Times New Roman"/>
-                <w:sz w:val="20"/>
-                <w:szCs w:val="18"/>
-              </w:rPr>
-              <w:t>，调节时间为</w:t>
-            </w:r>
-            <w:r>
-              <w:rPr>
-                <w:rFonts w:ascii="Times New Roman" w:hAnsi="Times New Roman" w:cs="Times New Roman"/>
+              <w:t xml:space="preserve">    </w:t>
+            </w:r>
+            <w:r>
+              <w:rPr>
+                <w:rFonts w:ascii="Times New Roman" w:hAnsi="Times New Roman" w:cs="Times New Roman" w:hint="eastAsia"/>
                 <w:sz w:val="20"/>
                 <w:szCs w:val="18"/>
                 <w:u w:val="single"/>
               </w:rPr>
-              <w:t xml:space="preserve">        </w:t>
-            </w:r>
-            <w:r>
-              <w:rPr>
-                <w:rFonts w:ascii="Times New Roman" w:hAnsi="Times New Roman" w:cs="Times New Roman"/>
-                <w:sz w:val="20"/>
-                <w:szCs w:val="18"/>
-              </w:rPr>
-              <w:t>，是否满足校正要求（</w:t>
+              <w:t>9.1%</w:t>
             </w:r>
             <w:r>
               <w:rPr>
@@ -3103,7 +3295,7 @@
                 <w:szCs w:val="18"/>
                 <w:u w:val="single"/>
               </w:rPr>
-              <w:t xml:space="preserve">        </w:t>
+              <w:t xml:space="preserve">    </w:t>
             </w:r>
             <w:r>
               <w:rPr>
@@ -3111,7 +3303,7 @@
                 <w:sz w:val="20"/>
                 <w:szCs w:val="18"/>
               </w:rPr>
-              <w:t>）？系统是否存在稳态误差（</w:t>
+              <w:t>，调节时间为</w:t>
             </w:r>
             <w:r>
               <w:rPr>
@@ -3120,13 +3312,101 @@
                 <w:szCs w:val="18"/>
                 <w:u w:val="single"/>
               </w:rPr>
-              <w:t xml:space="preserve">        </w:t>
-            </w:r>
-            <w:r>
-              <w:rPr>
-                <w:rFonts w:ascii="Times New Roman" w:hAnsi="Times New Roman" w:cs="Times New Roman"/>
+              <w:t xml:space="preserve">    </w:t>
+            </w:r>
+            <w:r>
+              <w:rPr>
+                <w:rFonts w:ascii="Times New Roman" w:hAnsi="Times New Roman" w:cs="Times New Roman" w:hint="eastAsia"/>
                 <w:sz w:val="20"/>
                 <w:szCs w:val="18"/>
+                <w:u w:val="single"/>
+              </w:rPr>
+              <w:t>0.44s</w:t>
+            </w:r>
+            <w:r>
+              <w:rPr>
+                <w:rFonts w:ascii="Times New Roman" w:hAnsi="Times New Roman" w:cs="Times New Roman"/>
+                <w:sz w:val="20"/>
+                <w:szCs w:val="18"/>
+                <w:u w:val="single"/>
+              </w:rPr>
+              <w:t xml:space="preserve">    </w:t>
+            </w:r>
+            <w:r>
+              <w:rPr>
+                <w:rFonts w:ascii="Times New Roman" w:hAnsi="Times New Roman" w:cs="Times New Roman"/>
+                <w:sz w:val="20"/>
+                <w:szCs w:val="18"/>
+              </w:rPr>
+              <w:t>，是否满足校正要求（</w:t>
+            </w:r>
+            <w:r>
+              <w:rPr>
+                <w:rFonts w:ascii="Times New Roman" w:hAnsi="Times New Roman" w:cs="Times New Roman"/>
+                <w:sz w:val="20"/>
+                <w:szCs w:val="18"/>
+                <w:u w:val="single"/>
+              </w:rPr>
+              <w:t xml:space="preserve">    </w:t>
+            </w:r>
+            <w:r>
+              <w:rPr>
+                <w:rFonts w:ascii="Times New Roman" w:hAnsi="Times New Roman" w:cs="Times New Roman" w:hint="eastAsia"/>
+                <w:sz w:val="20"/>
+                <w:szCs w:val="18"/>
+                <w:u w:val="single"/>
+              </w:rPr>
+              <w:t>是</w:t>
+            </w:r>
+            <w:r>
+              <w:rPr>
+                <w:rFonts w:ascii="Times New Roman" w:hAnsi="Times New Roman" w:cs="Times New Roman"/>
+                <w:sz w:val="20"/>
+                <w:szCs w:val="18"/>
+                <w:u w:val="single"/>
+              </w:rPr>
+              <w:t xml:space="preserve">    </w:t>
+            </w:r>
+            <w:r>
+              <w:rPr>
+                <w:rFonts w:ascii="Times New Roman" w:hAnsi="Times New Roman" w:cs="Times New Roman"/>
+                <w:sz w:val="20"/>
+                <w:szCs w:val="18"/>
+              </w:rPr>
+              <w:t>）？系统是否存在稳态误差（</w:t>
+            </w:r>
+            <w:r>
+              <w:rPr>
+                <w:rFonts w:ascii="Times New Roman" w:hAnsi="Times New Roman" w:cs="Times New Roman"/>
+                <w:sz w:val="20"/>
+                <w:szCs w:val="18"/>
+                <w:u w:val="single"/>
+              </w:rPr>
+              <w:t xml:space="preserve">    </w:t>
+            </w:r>
+            <w:r>
+              <w:rPr>
+                <w:rFonts w:ascii="Times New Roman" w:hAnsi="Times New Roman" w:cs="Times New Roman" w:hint="eastAsia"/>
+                <w:sz w:val="20"/>
+                <w:szCs w:val="18"/>
+                <w:u w:val="single"/>
+              </w:rPr>
+              <w:t>是</w:t>
+            </w:r>
+            <w:r>
+              <w:rPr>
+                <w:rFonts w:ascii="Times New Roman" w:hAnsi="Times New Roman" w:cs="Times New Roman"/>
+                <w:sz w:val="20"/>
+                <w:szCs w:val="18"/>
+                <w:u w:val="single"/>
+              </w:rPr>
+              <w:t xml:space="preserve">    </w:t>
+            </w:r>
+            <w:r>
+              <w:rPr>
+                <w:rFonts w:ascii="Times New Roman" w:hAnsi="Times New Roman" w:cs="Times New Roman"/>
+                <w:sz w:val="20"/>
+                <w:szCs w:val="18"/>
               </w:rPr>
               <w:t>）？</w:t>
             </w:r>
@@ -3134,156 +3414,532 @@
           <w:p>
             <w:pPr>
               <w:rPr>
-                <w:rFonts w:ascii="Times New Roman" w:hAnsi="Times New Roman" w:cs="Times New Roman"/>
-              </w:rPr>
-            </w:pPr>
-          </w:p>
-          <w:p>
-            <w:pPr>
-              <w:rPr>
-                <w:rFonts w:ascii="Times New Roman" w:hAnsi="Times New Roman" w:cs="Times New Roman"/>
-              </w:rPr>
-            </w:pPr>
-          </w:p>
-          <w:p>
-            <w:pPr>
-              <w:rPr>
-                <w:rFonts w:ascii="Times New Roman" w:hAnsi="Times New Roman" w:cs="Times New Roman"/>
-              </w:rPr>
-            </w:pPr>
-          </w:p>
-          <w:p>
-            <w:pPr>
-              <w:rPr>
-                <w:rFonts w:ascii="Times New Roman" w:hAnsi="Times New Roman" w:cs="Times New Roman"/>
-              </w:rPr>
-            </w:pPr>
-          </w:p>
-          <w:p>
-            <w:pPr>
-              <w:rPr>
-                <w:rFonts w:ascii="Times New Roman" w:hAnsi="Times New Roman" w:cs="Times New Roman"/>
-              </w:rPr>
-            </w:pPr>
-          </w:p>
-          <w:p>
-            <w:pPr>
-              <w:rPr>
-                <w:rFonts w:ascii="Times New Roman" w:hAnsi="Times New Roman" w:cs="Times New Roman"/>
-              </w:rPr>
-            </w:pPr>
-          </w:p>
-          <w:p>
-            <w:pPr>
-              <w:rPr>
-                <w:rFonts w:ascii="Times New Roman" w:hAnsi="Times New Roman" w:cs="Times New Roman"/>
-              </w:rPr>
-            </w:pPr>
-          </w:p>
-          <w:p>
-            <w:pPr>
-              <w:rPr>
-                <w:rFonts w:ascii="Times New Roman" w:hAnsi="Times New Roman" w:cs="Times New Roman"/>
-              </w:rPr>
-            </w:pPr>
-          </w:p>
-          <w:p>
-            <w:pPr>
-              <w:rPr>
-                <w:rFonts w:ascii="Times New Roman" w:hAnsi="Times New Roman" w:cs="Times New Roman"/>
-              </w:rPr>
-            </w:pPr>
-          </w:p>
-          <w:p>
-            <w:pPr>
-              <w:rPr>
-                <w:rFonts w:ascii="Times New Roman" w:hAnsi="Times New Roman" w:cs="Times New Roman"/>
-              </w:rPr>
-            </w:pPr>
-          </w:p>
-          <w:p>
-            <w:pPr>
-              <w:rPr>
-                <w:rFonts w:ascii="Times New Roman" w:hAnsi="Times New Roman" w:cs="Times New Roman"/>
-              </w:rPr>
-            </w:pPr>
-          </w:p>
-          <w:p>
-            <w:pPr>
-              <w:rPr>
-                <w:rFonts w:ascii="Times New Roman" w:hAnsi="Times New Roman" w:cs="Times New Roman"/>
-              </w:rPr>
-            </w:pPr>
-          </w:p>
-          <w:p>
-            <w:pPr>
-              <w:rPr>
-                <w:rFonts w:ascii="Times New Roman" w:hAnsi="Times New Roman" w:cs="Times New Roman"/>
-              </w:rPr>
-            </w:pPr>
-          </w:p>
-          <w:p>
-            <w:pPr>
-              <w:rPr>
-                <w:rFonts w:ascii="Times New Roman" w:hAnsi="Times New Roman" w:cs="Times New Roman"/>
-              </w:rPr>
-            </w:pPr>
-          </w:p>
-          <w:p>
-            <w:pPr>
-              <w:rPr>
-                <w:rFonts w:ascii="Times New Roman" w:hAnsi="Times New Roman" w:cs="Times New Roman"/>
-              </w:rPr>
-            </w:pPr>
-          </w:p>
-          <w:p>
-            <w:pPr>
-              <w:rPr>
-                <w:rFonts w:ascii="Times New Roman" w:hAnsi="Times New Roman" w:cs="Times New Roman"/>
-              </w:rPr>
-            </w:pPr>
-          </w:p>
-          <w:p>
-            <w:pPr>
-              <w:rPr>
-                <w:rFonts w:ascii="Times New Roman" w:hAnsi="Times New Roman" w:cs="Times New Roman"/>
-              </w:rPr>
-            </w:pPr>
-          </w:p>
-          <w:p>
-            <w:pPr>
-              <w:rPr>
-                <w:rFonts w:ascii="Times New Roman" w:hAnsi="Times New Roman" w:cs="Times New Roman"/>
-              </w:rPr>
-            </w:pPr>
-          </w:p>
-          <w:p>
-            <w:pPr>
-              <w:rPr>
-                <w:rFonts w:ascii="Times New Roman" w:hAnsi="Times New Roman" w:cs="Times New Roman"/>
-              </w:rPr>
-            </w:pPr>
-          </w:p>
-          <w:p>
-            <w:pPr>
-              <w:rPr>
-                <w:rFonts w:ascii="Times New Roman" w:hAnsi="Times New Roman" w:cs="Times New Roman"/>
-              </w:rPr>
-            </w:pPr>
-          </w:p>
-          <w:p>
-            <w:pPr>
-              <w:rPr>
-                <w:rFonts w:ascii="Times New Roman" w:hAnsi="Times New Roman" w:cs="Times New Roman"/>
-              </w:rPr>
-            </w:pPr>
-          </w:p>
-          <w:p>
-            <w:pPr>
-              <w:rPr>
-                <w:rFonts w:ascii="Times New Roman" w:hAnsi="Times New Roman" w:cs="Times New Roman"/>
-              </w:rPr>
-            </w:pPr>
+                <w:rFonts w:ascii="Times New Roman" w:hAnsi="Times New Roman" w:cs="Times New Roman" w:hint="eastAsia"/>
+              </w:rPr>
+            </w:pPr>
+            <w:r>
+              <w:rPr>
+                <w:rFonts w:ascii="Times New Roman" w:hAnsi="Times New Roman" w:cs="Times New Roman"/>
+              </w:rPr>
+              <w:t>clc;clear;close all;</w:t>
+            </w:r>
+          </w:p>
+          <w:p>
+            <w:pPr>
+              <w:rPr>
+                <w:rFonts w:ascii="Times New Roman" w:hAnsi="Times New Roman" w:cs="Times New Roman" w:hint="eastAsia"/>
+              </w:rPr>
+            </w:pPr>
+            <w:r>
+              <w:rPr>
+                <w:rFonts w:ascii="Times New Roman" w:hAnsi="Times New Roman" w:cs="Times New Roman"/>
+              </w:rPr>
+              <w:t>s = tf('s');</w:t>
+            </w:r>
+          </w:p>
+          <w:p>
+            <w:pPr>
+              <w:rPr>
+                <w:rFonts w:ascii="Times New Roman" w:hAnsi="Times New Roman" w:cs="Times New Roman" w:hint="eastAsia"/>
+              </w:rPr>
+            </w:pPr>
+            <w:r>
+              <w:rPr>
+                <w:rFonts w:ascii="Times New Roman" w:hAnsi="Times New Roman" w:cs="Times New Roman"/>
+              </w:rPr>
+              <w:t>G = 4.9/(s^2 - 48.3);</w:t>
+            </w:r>
+          </w:p>
+          <w:p>
+            <w:pPr>
+              <w:rPr>
+                <w:rFonts w:ascii="Times New Roman" w:hAnsi="Times New Roman" w:cs="Times New Roman"/>
+              </w:rPr>
+            </w:pPr>
+            <w:r>
+              <w:rPr>
+                <w:rFonts w:ascii="Times New Roman" w:hAnsi="Times New Roman" w:cs="Times New Roman"/>
+              </w:rPr>
+              <w:t>K = 72.698;</w:t>
+            </w:r>
+          </w:p>
+          <w:p>
+            <w:pPr>
+              <w:rPr>
+                <w:rFonts w:ascii="Times New Roman" w:hAnsi="Times New Roman" w:cs="Times New Roman" w:hint="eastAsia"/>
+              </w:rPr>
+            </w:pPr>
+            <w:r>
+              <w:rPr>
+                <w:rFonts w:ascii="Times New Roman" w:hAnsi="Times New Roman" w:cs="Times New Roman"/>
+              </w:rPr>
+              <w:t>Gc = K*(s + 7)/(s + 24);</w:t>
+            </w:r>
+          </w:p>
+          <w:p>
+            <w:pPr>
+              <w:rPr>
+                <w:rFonts w:ascii="Times New Roman" w:hAnsi="Times New Roman" w:cs="Times New Roman" w:hint="eastAsia"/>
+              </w:rPr>
+            </w:pPr>
+            <w:r>
+              <w:rPr>
+                <w:rFonts w:ascii="Times New Roman" w:hAnsi="Times New Roman" w:cs="Times New Roman"/>
+              </w:rPr>
+              <w:t>Go = Gc * G;</w:t>
+            </w:r>
+          </w:p>
+          <w:p>
+            <w:pPr>
+              <w:rPr>
+                <w:rFonts w:ascii="Times New Roman" w:hAnsi="Times New Roman" w:cs="Times New Roman"/>
+              </w:rPr>
+            </w:pPr>
+            <w:r>
+              <w:rPr>
+                <w:rFonts w:ascii="Times New Roman" w:hAnsi="Times New Roman" w:cs="Times New Roman"/>
+              </w:rPr>
+              <w:t>figure(1);</w:t>
+            </w:r>
+          </w:p>
+          <w:p>
+            <w:pPr>
+              <w:rPr>
+                <w:rFonts w:ascii="Times New Roman" w:hAnsi="Times New Roman" w:cs="Times New Roman"/>
+              </w:rPr>
+            </w:pPr>
+            <w:r>
+              <w:rPr>
+                <w:rFonts w:ascii="Times New Roman" w:hAnsi="Times New Roman" w:cs="Times New Roman"/>
+              </w:rPr>
+              <w:t>rlocus(Go);</w:t>
+            </w:r>
+          </w:p>
+          <w:p>
+            <w:pPr>
+              <w:rPr>
+                <w:rFonts w:ascii="Times New Roman" w:hAnsi="Times New Roman" w:cs="Times New Roman"/>
+              </w:rPr>
+            </w:pPr>
+            <w:r>
+              <w:rPr>
+                <w:rFonts w:ascii="Times New Roman" w:hAnsi="Times New Roman" w:cs="Times New Roman"/>
+              </w:rPr>
+              <w:t>grid on;</w:t>
+            </w:r>
+          </w:p>
+          <w:p>
+            <w:pPr>
+              <w:rPr>
+                <w:rFonts w:ascii="Times New Roman" w:hAnsi="Times New Roman" w:cs="Times New Roman"/>
+              </w:rPr>
+            </w:pPr>
+            <w:r>
+              <w:rPr>
+                <w:rFonts w:ascii="Times New Roman" w:hAnsi="Times New Roman" w:cs="Times New Roman"/>
+              </w:rPr>
+              <w:t>title('</w:t>
+            </w:r>
+            <w:r>
+              <w:rPr>
+                <w:rFonts w:ascii="Times New Roman" w:hAnsi="Times New Roman" w:cs="Times New Roman"/>
+              </w:rPr>
+              <w:t>校正后系统根轨迹</w:t>
+            </w:r>
+            <w:r>
+              <w:rPr>
+                <w:rFonts w:ascii="Times New Roman" w:hAnsi="Times New Roman" w:cs="Times New Roman"/>
+              </w:rPr>
+              <w:t>');</w:t>
+            </w:r>
+          </w:p>
+          <w:p>
+            <w:pPr>
+              <w:rPr>
+                <w:rFonts w:ascii="Times New Roman" w:hAnsi="Times New Roman" w:cs="Times New Roman"/>
+              </w:rPr>
+            </w:pPr>
+            <w:r>
+              <w:rPr>
+                <w:rFonts w:ascii="Times New Roman" w:hAnsi="Times New Roman" w:cs="Times New Roman"/>
+              </w:rPr>
+              <w:t>xlabel('Real Axis');</w:t>
+            </w:r>
+          </w:p>
+          <w:p>
+            <w:pPr>
+              <w:rPr>
+                <w:rFonts w:ascii="Times New Roman" w:hAnsi="Times New Roman" w:cs="Times New Roman" w:hint="eastAsia"/>
+              </w:rPr>
+            </w:pPr>
+            <w:r>
+              <w:rPr>
+                <w:rFonts w:ascii="Times New Roman" w:hAnsi="Times New Roman" w:cs="Times New Roman"/>
+              </w:rPr>
+              <w:t>ylabel('Imaginary Axis');</w:t>
+            </w:r>
+          </w:p>
+          <w:p>
+            <w:pPr>
+              <w:rPr>
+                <w:rFonts w:ascii="Times New Roman" w:hAnsi="Times New Roman" w:cs="Times New Roman" w:hint="eastAsia"/>
+              </w:rPr>
+            </w:pPr>
+            <w:r>
+              <w:rPr>
+                <w:rFonts w:ascii="Times New Roman" w:hAnsi="Times New Roman" w:cs="Times New Roman"/>
+              </w:rPr>
+              <w:t>Gcl = feedback(Go, 1);</w:t>
+            </w:r>
+          </w:p>
+          <w:p>
+            <w:pPr>
+              <w:rPr>
+                <w:rFonts w:ascii="Times New Roman" w:hAnsi="Times New Roman" w:cs="Times New Roman"/>
+              </w:rPr>
+            </w:pPr>
+            <w:r>
+              <w:rPr>
+                <w:rFonts w:ascii="Times New Roman" w:hAnsi="Times New Roman" w:cs="Times New Roman"/>
+              </w:rPr>
+              <w:t>figure(2);</w:t>
+            </w:r>
+          </w:p>
+          <w:p>
+            <w:pPr>
+              <w:rPr>
+                <w:rFonts w:ascii="Times New Roman" w:hAnsi="Times New Roman" w:cs="Times New Roman"/>
+              </w:rPr>
+            </w:pPr>
+            <w:r>
+              <w:rPr>
+                <w:rFonts w:ascii="Times New Roman" w:hAnsi="Times New Roman" w:cs="Times New Roman"/>
+              </w:rPr>
+              <w:t>step(Gcl);</w:t>
+            </w:r>
+          </w:p>
+          <w:p>
+            <w:pPr>
+              <w:rPr>
+                <w:rFonts w:ascii="Times New Roman" w:hAnsi="Times New Roman" w:cs="Times New Roman"/>
+              </w:rPr>
+            </w:pPr>
+            <w:r>
+              <w:rPr>
+                <w:rFonts w:ascii="Times New Roman" w:hAnsi="Times New Roman" w:cs="Times New Roman"/>
+              </w:rPr>
+              <w:t>grid on;</w:t>
+            </w:r>
+          </w:p>
+          <w:p>
+            <w:pPr>
+              <w:rPr>
+                <w:rFonts w:ascii="Times New Roman" w:hAnsi="Times New Roman" w:cs="Times New Roman"/>
+              </w:rPr>
+            </w:pPr>
+            <w:r>
+              <w:rPr>
+                <w:rFonts w:ascii="Times New Roman" w:hAnsi="Times New Roman" w:cs="Times New Roman"/>
+              </w:rPr>
+              <w:t>title('</w:t>
+            </w:r>
+            <w:r>
+              <w:rPr>
+                <w:rFonts w:ascii="Times New Roman" w:hAnsi="Times New Roman" w:cs="Times New Roman"/>
+              </w:rPr>
+              <w:t>校正后系统单位阶跃响应曲线</w:t>
+            </w:r>
+            <w:r>
+              <w:rPr>
+                <w:rFonts w:ascii="Times New Roman" w:hAnsi="Times New Roman" w:cs="Times New Roman"/>
+              </w:rPr>
+              <w:t>');</w:t>
+            </w:r>
+          </w:p>
+          <w:p>
+            <w:pPr>
+              <w:rPr>
+                <w:rFonts w:ascii="Times New Roman" w:hAnsi="Times New Roman" w:cs="Times New Roman" w:hint="eastAsia"/>
+              </w:rPr>
+            </w:pPr>
+            <w:r>
+              <w:rPr>
+                <w:rFonts w:ascii="Times New Roman" w:hAnsi="Times New Roman" w:cs="Times New Roman"/>
+              </w:rPr>
+              <w:t>xlabel('Time / s');ylabel('Amplitude');</w:t>
+            </w:r>
+          </w:p>
+          <w:p>
+            <w:pPr>
+              <w:rPr>
+                <w:rFonts w:ascii="Times New Roman" w:hAnsi="Times New Roman" w:cs="Times New Roman" w:hint="eastAsia"/>
+              </w:rPr>
+            </w:pPr>
+            <w:r>
+              <w:rPr>
+                <w:rFonts w:ascii="Times New Roman" w:hAnsi="Times New Roman" w:cs="Times New Roman"/>
+              </w:rPr>
+              <w:t>info = stepinfo(Gcl);</w:t>
+            </w:r>
+          </w:p>
+          <w:p>
+            <w:pPr>
+              <w:rPr>
+                <w:rFonts w:ascii="Times New Roman" w:hAnsi="Times New Roman" w:cs="Times New Roman"/>
+              </w:rPr>
+            </w:pPr>
+            <w:r>
+              <w:rPr>
+                <w:rFonts w:ascii="Times New Roman" w:hAnsi="Times New Roman" w:cs="Times New Roman"/>
+              </w:rPr>
+              <w:t>disp('</w:t>
+            </w:r>
+            <w:r>
+              <w:rPr>
+                <w:rFonts w:ascii="Times New Roman" w:hAnsi="Times New Roman" w:cs="Times New Roman"/>
+              </w:rPr>
+              <w:t>校正后系统时域性能指标：</w:t>
+            </w:r>
+            <w:r>
+              <w:rPr>
+                <w:rFonts w:ascii="Times New Roman" w:hAnsi="Times New Roman" w:cs="Times New Roman"/>
+              </w:rPr>
+              <w:t>');</w:t>
+            </w:r>
+          </w:p>
+          <w:p>
+            <w:pPr>
+              <w:rPr>
+                <w:rFonts w:ascii="Times New Roman" w:hAnsi="Times New Roman" w:cs="Times New Roman" w:hint="eastAsia"/>
+              </w:rPr>
+            </w:pPr>
+            <w:r>
+              <w:rPr>
+                <w:rFonts w:ascii="Times New Roman" w:hAnsi="Times New Roman" w:cs="Times New Roman"/>
+              </w:rPr>
+              <w:lastRenderedPageBreak/>
+              <w:t>disp(info);</w:t>
+            </w:r>
+          </w:p>
+          <w:p>
+            <w:pPr>
+              <w:rPr>
+                <w:rFonts w:ascii="Times New Roman" w:hAnsi="Times New Roman" w:cs="Times New Roman"/>
+              </w:rPr>
+            </w:pPr>
+            <w:r>
+              <w:rPr>
+                <w:rFonts w:ascii="Times New Roman" w:hAnsi="Times New Roman" w:cs="Times New Roman"/>
+              </w:rPr>
+              <w:t>fprintf('</w:t>
+            </w:r>
+            <w:r>
+              <w:rPr>
+                <w:rFonts w:ascii="Times New Roman" w:hAnsi="Times New Roman" w:cs="Times New Roman"/>
+              </w:rPr>
+              <w:t>超调量</w:t>
+            </w:r>
+            <w:r>
+              <w:rPr>
+                <w:rFonts w:ascii="Times New Roman" w:hAnsi="Times New Roman" w:cs="Times New Roman"/>
+              </w:rPr>
+              <w:t xml:space="preserve"> Mp = %.2f %%\n', info.Overshoot);</w:t>
+            </w:r>
+          </w:p>
+          <w:p>
+            <w:pPr>
+              <w:rPr>
+                <w:rFonts w:ascii="Times New Roman" w:hAnsi="Times New Roman" w:cs="Times New Roman" w:hint="eastAsia"/>
+              </w:rPr>
+            </w:pPr>
+            <w:r>
+              <w:rPr>
+                <w:rFonts w:ascii="Times New Roman" w:hAnsi="Times New Roman" w:cs="Times New Roman"/>
+              </w:rPr>
+              <w:t>fprintf('</w:t>
+            </w:r>
+            <w:r>
+              <w:rPr>
+                <w:rFonts w:ascii="Times New Roman" w:hAnsi="Times New Roman" w:cs="Times New Roman"/>
+              </w:rPr>
+              <w:t>调节时间</w:t>
+            </w:r>
+            <w:r>
+              <w:rPr>
+                <w:rFonts w:ascii="Times New Roman" w:hAnsi="Times New Roman" w:cs="Times New Roman"/>
+              </w:rPr>
+              <w:t xml:space="preserve"> ts = %.3f s\n', info.SettlingTime);</w:t>
+            </w:r>
+          </w:p>
+          <w:p>
+            <w:pPr>
+              <w:rPr>
+                <w:rFonts w:ascii="Times New Roman" w:hAnsi="Times New Roman" w:cs="Times New Roman"/>
+              </w:rPr>
+            </w:pPr>
+            <w:r>
+              <w:rPr>
+                <w:rFonts w:ascii="Times New Roman" w:hAnsi="Times New Roman" w:cs="Times New Roman"/>
+              </w:rPr>
+              <w:t>yss = dcgain(Gcl);</w:t>
+            </w:r>
+          </w:p>
+          <w:p>
+            <w:pPr>
+              <w:rPr>
+                <w:rFonts w:ascii="Times New Roman" w:hAnsi="Times New Roman" w:cs="Times New Roman" w:hint="eastAsia"/>
+              </w:rPr>
+            </w:pPr>
+            <w:r>
+              <w:rPr>
+                <w:rFonts w:ascii="Times New Roman" w:hAnsi="Times New Roman" w:cs="Times New Roman"/>
+              </w:rPr>
+              <w:t>ess = 1 - yss;</w:t>
+            </w:r>
+          </w:p>
+          <w:p>
+            <w:pPr>
+              <w:rPr>
+                <w:rFonts w:ascii="Times New Roman" w:hAnsi="Times New Roman" w:cs="Times New Roman"/>
+              </w:rPr>
+            </w:pPr>
+            <w:r>
+              <w:rPr>
+                <w:rFonts w:ascii="Times New Roman" w:hAnsi="Times New Roman" w:cs="Times New Roman"/>
+              </w:rPr>
+              <w:t>fprintf('</w:t>
+            </w:r>
+            <w:r>
+              <w:rPr>
+                <w:rFonts w:ascii="Times New Roman" w:hAnsi="Times New Roman" w:cs="Times New Roman"/>
+              </w:rPr>
+              <w:t>稳态值</w:t>
+            </w:r>
+            <w:r>
+              <w:rPr>
+                <w:rFonts w:ascii="Times New Roman" w:hAnsi="Times New Roman" w:cs="Times New Roman"/>
+              </w:rPr>
+              <w:t xml:space="preserve"> yss = %.4f\n', yss);</w:t>
+            </w:r>
+          </w:p>
+          <w:p>
+            <w:pPr>
+              <w:rPr>
+                <w:rFonts w:ascii="Times New Roman" w:hAnsi="Times New Roman" w:cs="Times New Roman"/>
+              </w:rPr>
+            </w:pPr>
+            <w:r>
+              <w:rPr>
+                <w:rFonts w:ascii="Times New Roman" w:hAnsi="Times New Roman" w:cs="Times New Roman"/>
+              </w:rPr>
+              <w:t>fprintf('</w:t>
+            </w:r>
+            <w:r>
+              <w:rPr>
+                <w:rFonts w:ascii="Times New Roman" w:hAnsi="Times New Roman" w:cs="Times New Roman"/>
+              </w:rPr>
+              <w:t>稳态误差</w:t>
+            </w:r>
+            <w:r>
+              <w:rPr>
+                <w:rFonts w:ascii="Times New Roman" w:hAnsi="Times New Roman" w:cs="Times New Roman"/>
+              </w:rPr>
+              <w:t xml:space="preserve"> ess = %.4f\n', ess);</w:t>
+            </w:r>
+          </w:p>
+          <w:p>
+            <w:pPr>
+              <w:rPr>
+                <w:rFonts w:ascii="Times New Roman" w:hAnsi="Times New Roman" w:cs="Times New Roman"/>
+              </w:rPr>
+            </w:pPr>
+            <w:r>
+              <w:rPr>
+                <w:rFonts w:ascii="Times New Roman" w:hAnsi="Times New Roman" w:cs="Times New Roman"/>
+              </w:rPr>
+              <w:drawing>
+                <wp:inline distT="0" distB="0" distL="0" distR="0" wp14:anchorId="75F47F82" wp14:editId="3FCC84A7">
+                  <wp:extent cx="5274310" cy="3390265"/>
+                  <wp:effectExtent l="0" t="0" r="2540" b="635"/>
+                  <wp:docPr id="664913435" name="图片 1"/>
+                  <wp:cNvGraphicFramePr>
+                    <a:graphicFrameLocks xmlns:a="http://schemas.openxmlformats.org/drawingml/2006/main" noChangeAspect="1"/>
+                  </wp:cNvGraphicFramePr>
+                  <a:graphic xmlns:a="http://schemas.openxmlformats.org/drawingml/2006/main">
+                    <a:graphicData uri="http://schemas.openxmlformats.org/drawingml/2006/picture">
+                      <pic:pic xmlns:pic="http://schemas.openxmlformats.org/drawingml/2006/picture">
+                        <pic:nvPicPr>
+                          <pic:cNvPr id="664913435" name=""/>
+                          <pic:cNvPicPr/>
+                        </pic:nvPicPr>
+                        <pic:blipFill>
+                          <a:blip r:embed="rId9"/>
+                          <a:stretch>
+                            <a:fillRect/>
+                          </a:stretch>
+                        </pic:blipFill>
+                        <pic:spPr>
+                          <a:xfrm>
+                            <a:off x="0" y="0"/>
+                            <a:ext cx="5274310" cy="3390265"/>
+                          </a:xfrm>
+                          <a:prstGeom prst="rect">
+                            <a:avLst/>
+                          </a:prstGeom>
+                        </pic:spPr>
+                      </pic:pic>
+                    </a:graphicData>
+                  </a:graphic>
+                </wp:inline>
+              </w:drawing>
+            </w:r>
+          </w:p>
+          <w:p>
+            <w:pPr>
+              <w:rPr>
+                <w:rFonts w:ascii="Times New Roman" w:hAnsi="Times New Roman" w:cs="Times New Roman" w:hint="eastAsia"/>
+              </w:rPr>
+            </w:pPr>
+            <w:r>
+              <w:rPr>
+                <w:rFonts w:ascii="Times New Roman" w:hAnsi="Times New Roman" w:cs="Times New Roman"/>
+              </w:rPr>
+              <w:drawing>
+                <wp:inline distT="0" distB="0" distL="0" distR="0" wp14:anchorId="763231FB" wp14:editId="7EB45674">
+                  <wp:extent cx="5274310" cy="3244215"/>
+                  <wp:effectExtent l="0" t="0" r="2540" b="0"/>
+                  <wp:docPr id="242803812" name="图片 1"/>
+                  <wp:cNvGraphicFramePr>
+                    <a:graphicFrameLocks xmlns:a="http://schemas.openxmlformats.org/drawingml/2006/main" noChangeAspect="1"/>
+                  </wp:cNvGraphicFramePr>
+                  <a:graphic xmlns:a="http://schemas.openxmlformats.org/drawingml/2006/main">
+                    <a:graphicData uri="http://schemas.openxmlformats.org/drawingml/2006/picture">
+                      <pic:pic xmlns:pic="http://schemas.openxmlformats.org/drawingml/2006/picture">
+                        <pic:nvPicPr>
+                          <pic:cNvPr id="242803812" name=""/>
+                          <pic:cNvPicPr/>
+                        </pic:nvPicPr>
+                        <pic:blipFill>
+                          <a:blip r:embed="rId10"/>
+                          <a:stretch>
+                            <a:fillRect/>
+                          </a:stretch>
+                        </pic:blipFill>
+                        <pic:spPr>
+                          <a:xfrm>
+                            <a:off x="0" y="0"/>
+                            <a:ext cx="5274310" cy="3244215"/>
+                          </a:xfrm>
+                          <a:prstGeom prst="rect">
+                            <a:avLst/>
+                          </a:prstGeom>
+                        </pic:spPr>
+                      </pic:pic>
+                    </a:graphicData>
+                  </a:graphic>
+                </wp:inline>
+              </w:drawing>
+            </w:r>
           </w:p>
           <w:p>
             <w:pPr>
@@ -3397,6 +4053,7 @@
               <w:rPr>
                 <w:rFonts w:ascii="Times New Roman" w:hAnsi="Times New Roman" w:cs="Times New Roman"/>
               </w:rPr>
+              <w:lastRenderedPageBreak/>
               <w:t>实验者</w:t>
             </w:r>
           </w:p>
@@ -3411,6 +4068,12 @@
                 <w:rFonts w:ascii="Times New Roman" w:hAnsi="Times New Roman" w:cs="Times New Roman"/>
               </w:rPr>
             </w:pPr>
+            <w:r>
+              <w:rPr>
+                <w:rFonts w:ascii="Times New Roman" w:hAnsi="Times New Roman" w:cs="Times New Roman" w:hint="eastAsia"/>
+              </w:rPr>
+              <w:t>李彦辰</w:t>
+            </w:r>
           </w:p>
         </w:tc>
         <w:tc>
@@ -3442,6 +4105,18 @@
                 <w:rFonts w:ascii="Times New Roman" w:hAnsi="Times New Roman" w:cs="Times New Roman"/>
               </w:rPr>
             </w:pPr>
+            <w:r>
+              <w:rPr>
+                <w:rFonts w:ascii="Times New Roman" w:hAnsi="Times New Roman" w:cs="Times New Roman" w:hint="eastAsia"/>
+              </w:rPr>
+              <w:t>电气</w:t>
+            </w:r>
+            <w:r>
+              <w:rPr>
+                <w:rFonts w:ascii="Times New Roman" w:hAnsi="Times New Roman" w:cs="Times New Roman" w:hint="eastAsia"/>
+              </w:rPr>
+              <w:t>2405</w:t>
+            </w:r>
           </w:p>
         </w:tc>
       </w:tr>
@@ -3474,6 +4149,12 @@
                 <w:rFonts w:ascii="Times New Roman" w:hAnsi="Times New Roman" w:cs="Times New Roman"/>
               </w:rPr>
             </w:pPr>
+            <w:r>
+              <w:rPr>
+                <w:rFonts w:ascii="Times New Roman" w:hAnsi="Times New Roman" w:cs="Times New Roman" w:hint="eastAsia"/>
+              </w:rPr>
+              <w:t>魏明岩</w:t>
+            </w:r>
           </w:p>
         </w:tc>
         <w:tc>
@@ -3505,6 +4186,12 @@
                 <w:rFonts w:ascii="Times New Roman" w:hAnsi="Times New Roman" w:cs="Times New Roman"/>
               </w:rPr>
             </w:pPr>
+            <w:r>
+              <w:rPr>
+                <w:rFonts w:ascii="Times New Roman" w:hAnsi="Times New Roman" w:cs="Times New Roman" w:hint="eastAsia"/>
+              </w:rPr>
+              <w:t>5.25</w:t>
+            </w:r>
           </w:p>
         </w:tc>
       </w:tr>
@@ -3532,48 +4219,132 @@
           </w:p>
           <w:p>
             <w:pPr>
-              <w:ind w:firstLine="420"/>
-              <w:rPr>
-                <w:rFonts w:ascii="Times New Roman" w:hAnsi="Times New Roman" w:cs="Times New Roman"/>
-                <w:szCs w:val="21"/>
-              </w:rPr>
-            </w:pPr>
-          </w:p>
-          <w:p>
-            <w:pPr>
-              <w:ind w:firstLineChars="200" w:firstLine="420"/>
-              <w:rPr>
-                <w:rFonts w:ascii="Times New Roman" w:hAnsi="Times New Roman" w:cs="Times New Roman"/>
-                <w:szCs w:val="21"/>
-              </w:rPr>
-            </w:pPr>
-          </w:p>
-          <w:p>
-            <w:pPr>
-              <w:rPr>
-                <w:rFonts w:ascii="Times New Roman" w:hAnsi="Times New Roman" w:cs="Times New Roman"/>
-              </w:rPr>
-            </w:pPr>
-          </w:p>
-          <w:p>
-            <w:pPr>
-              <w:ind w:firstLineChars="200" w:firstLine="420"/>
-              <w:rPr>
-                <w:rFonts w:ascii="Times New Roman" w:hAnsi="Times New Roman" w:cs="Times New Roman"/>
-              </w:rPr>
-            </w:pPr>
-          </w:p>
-          <w:p>
-            <w:pPr>
-              <w:rPr>
-                <w:rFonts w:ascii="Times New Roman" w:hAnsi="Times New Roman" w:cs="Times New Roman"/>
-              </w:rPr>
-            </w:pPr>
-          </w:p>
-          <w:p>
-            <w:pPr>
-              <w:rPr>
-                <w:rFonts w:ascii="Times New Roman" w:hAnsi="Times New Roman" w:cs="Times New Roman"/>
+              <w:rPr>
+                <w:rFonts w:ascii="Times New Roman" w:hAnsi="Times New Roman" w:cs="Times New Roman"/>
+              </w:rPr>
+            </w:pPr>
+            <w:r>
+              <w:rPr>
+                <w:rFonts w:ascii="Times New Roman" w:hAnsi="Times New Roman" w:cs="Times New Roman"/>
+              </w:rPr>
+              <w:t>（</w:t>
+            </w:r>
+            <w:r>
+              <w:rPr>
+                <w:rFonts w:ascii="Times New Roman" w:hAnsi="Times New Roman" w:cs="Times New Roman"/>
+              </w:rPr>
+              <w:t>1</w:t>
+            </w:r>
+            <w:r>
+              <w:rPr>
+                <w:rFonts w:ascii="Times New Roman" w:hAnsi="Times New Roman" w:cs="Times New Roman"/>
+              </w:rPr>
+              <w:t>）掌握线性系统频率特性的定义和频域响应分析方法；</w:t>
+            </w:r>
+          </w:p>
+          <w:p>
+            <w:pPr>
+              <w:rPr>
+                <w:rFonts w:ascii="Times New Roman" w:hAnsi="Times New Roman" w:cs="Times New Roman"/>
+              </w:rPr>
+            </w:pPr>
+            <w:r>
+              <w:rPr>
+                <w:rFonts w:ascii="Times New Roman" w:hAnsi="Times New Roman" w:cs="Times New Roman"/>
+              </w:rPr>
+              <w:t>（</w:t>
+            </w:r>
+            <w:r>
+              <w:rPr>
+                <w:rFonts w:ascii="Times New Roman" w:hAnsi="Times New Roman" w:cs="Times New Roman"/>
+              </w:rPr>
+              <w:t>2</w:t>
+            </w:r>
+            <w:r>
+              <w:rPr>
+                <w:rFonts w:ascii="Times New Roman" w:hAnsi="Times New Roman" w:cs="Times New Roman"/>
+              </w:rPr>
+              <w:t>）学会使用</w:t>
+            </w:r>
+            <w:r>
+              <w:rPr>
+                <w:rFonts w:ascii="Times New Roman" w:hAnsi="Times New Roman" w:cs="Times New Roman"/>
+              </w:rPr>
+              <w:t xml:space="preserve"> Matlab </w:t>
+            </w:r>
+            <w:r>
+              <w:rPr>
+                <w:rFonts w:ascii="Times New Roman" w:hAnsi="Times New Roman" w:cs="Times New Roman"/>
+              </w:rPr>
+              <w:t>绘制系统的频率特性曲线和进行频域响应分析；</w:t>
+            </w:r>
+          </w:p>
+          <w:p>
+            <w:pPr>
+              <w:rPr>
+                <w:rFonts w:ascii="Times New Roman" w:hAnsi="Times New Roman" w:cs="Times New Roman"/>
+              </w:rPr>
+            </w:pPr>
+            <w:r>
+              <w:rPr>
+                <w:rFonts w:ascii="Times New Roman" w:hAnsi="Times New Roman" w:cs="Times New Roman"/>
+              </w:rPr>
+              <w:t>（</w:t>
+            </w:r>
+            <w:r>
+              <w:rPr>
+                <w:rFonts w:ascii="Times New Roman" w:hAnsi="Times New Roman" w:cs="Times New Roman"/>
+              </w:rPr>
+              <w:t>3</w:t>
+            </w:r>
+            <w:r>
+              <w:rPr>
+                <w:rFonts w:ascii="Times New Roman" w:hAnsi="Times New Roman" w:cs="Times New Roman"/>
+              </w:rPr>
+              <w:t>）进一步熟悉使用</w:t>
+            </w:r>
+            <w:r>
+              <w:rPr>
+                <w:rFonts w:ascii="Times New Roman" w:hAnsi="Times New Roman" w:cs="Times New Roman"/>
+              </w:rPr>
+              <w:t xml:space="preserve"> Matlab/Simulink </w:t>
+            </w:r>
+            <w:r>
+              <w:rPr>
+                <w:rFonts w:ascii="Times New Roman" w:hAnsi="Times New Roman" w:cs="Times New Roman"/>
+              </w:rPr>
+              <w:t>工具箱进行控制系统仿真控制；</w:t>
+            </w:r>
+          </w:p>
+          <w:p>
+            <w:pPr>
+              <w:rPr>
+                <w:rFonts w:ascii="Times New Roman" w:hAnsi="Times New Roman" w:cs="Times New Roman" w:hint="eastAsia"/>
+              </w:rPr>
+            </w:pPr>
+            <w:r>
+              <w:rPr>
+                <w:rFonts w:ascii="Times New Roman" w:hAnsi="Times New Roman" w:cs="Times New Roman"/>
+              </w:rPr>
+              <w:t>（</w:t>
+            </w:r>
+            <w:r>
+              <w:rPr>
+                <w:rFonts w:ascii="Times New Roman" w:hAnsi="Times New Roman" w:cs="Times New Roman"/>
+              </w:rPr>
+              <w:t>4</w:t>
+            </w:r>
+            <w:r>
+              <w:rPr>
+                <w:rFonts w:ascii="Times New Roman" w:hAnsi="Times New Roman" w:cs="Times New Roman"/>
+              </w:rPr>
+              <w:t>）掌握直线一级倒立摆系统频域响应校正的实验方法。</w:t>
+            </w:r>
+          </w:p>
+          <w:p>
+            <w:pPr>
+              <w:rPr>
+                <w:rFonts w:ascii="Times New Roman" w:hAnsi="Times New Roman" w:cs="Times New Roman" w:hint="eastAsia"/>
               </w:rPr>
             </w:pPr>
             <w:r>
@@ -3585,32 +4356,33 @@
           </w:p>
           <w:p>
             <w:pPr>
-              <w:ind w:firstLineChars="200" w:firstLine="420"/>
-              <w:rPr>
-                <w:rFonts w:ascii="Times New Roman" w:hAnsi="Times New Roman" w:cs="Times New Roman"/>
-                <w:szCs w:val="21"/>
-              </w:rPr>
-            </w:pPr>
-          </w:p>
-          <w:p>
-            <w:pPr>
-              <w:rPr>
-                <w:rFonts w:ascii="Times New Roman" w:hAnsi="Times New Roman" w:cs="Times New Roman"/>
-              </w:rPr>
-            </w:pPr>
-          </w:p>
-          <w:p>
-            <w:pPr>
-              <w:ind w:firstLineChars="200" w:firstLine="420"/>
-              <w:rPr>
-                <w:rFonts w:ascii="Times New Roman" w:hAnsi="Times New Roman" w:cs="Times New Roman"/>
-              </w:rPr>
-            </w:pPr>
-          </w:p>
-          <w:p>
-            <w:pPr>
-              <w:rPr>
-                <w:rFonts w:ascii="Times New Roman" w:hAnsi="Times New Roman" w:cs="Times New Roman"/>
+              <w:rPr>
+                <w:rFonts w:ascii="Times New Roman" w:hAnsi="Times New Roman" w:cs="Times New Roman" w:hint="eastAsia"/>
+              </w:rPr>
+            </w:pPr>
+            <w:r>
+              <w:rPr>
+                <w:rFonts w:ascii="Times New Roman" w:hAnsi="Times New Roman" w:cs="Times New Roman"/>
+              </w:rPr>
+              <w:t>计算机（装有</w:t>
+            </w:r>
+            <w:r>
+              <w:rPr>
+                <w:rFonts w:ascii="Times New Roman" w:hAnsi="Times New Roman" w:cs="Times New Roman"/>
+              </w:rPr>
+              <w:t xml:space="preserve"> Matlab </w:t>
+            </w:r>
+            <w:r>
+              <w:rPr>
+                <w:rFonts w:ascii="Times New Roman" w:hAnsi="Times New Roman" w:cs="Times New Roman"/>
+              </w:rPr>
+              <w:t>软件）、直线一级倒立摆系统。</w:t>
+            </w:r>
+          </w:p>
+          <w:p>
+            <w:pPr>
+              <w:rPr>
+                <w:rFonts w:ascii="Times New Roman" w:hAnsi="Times New Roman" w:cs="Times New Roman" w:hint="eastAsia"/>
               </w:rPr>
             </w:pPr>
             <w:r>
@@ -3622,13 +4394,6 @@
           </w:p>
           <w:p>
             <w:pPr>
-              <w:rPr>
-                <w:rFonts w:ascii="Times New Roman" w:hAnsi="Times New Roman" w:cs="Times New Roman"/>
-              </w:rPr>
-            </w:pPr>
-          </w:p>
-          <w:p>
-            <w:pPr>
               <w:spacing w:line="440" w:lineRule="exact"/>
               <w:rPr>
                 <w:rFonts w:ascii="Times New Roman" w:hAnsi="Times New Roman" w:cs="Times New Roman"/>
@@ -3662,226 +4427,952 @@
           <w:p>
             <w:pPr>
               <w:rPr>
-                <w:rFonts w:ascii="Times New Roman" w:hAnsi="Times New Roman" w:cs="Times New Roman"/>
-              </w:rPr>
-            </w:pPr>
-          </w:p>
-          <w:p>
-            <w:pPr>
-              <w:rPr>
-                <w:rFonts w:ascii="Times New Roman" w:hAnsi="Times New Roman" w:cs="Times New Roman"/>
-              </w:rPr>
-            </w:pPr>
-          </w:p>
-          <w:p>
-            <w:pPr>
-              <w:rPr>
-                <w:rFonts w:ascii="Times New Roman" w:hAnsi="Times New Roman" w:cs="Times New Roman"/>
-              </w:rPr>
-            </w:pPr>
-          </w:p>
-          <w:p>
-            <w:pPr>
-              <w:rPr>
-                <w:rFonts w:ascii="Times New Roman" w:hAnsi="Times New Roman" w:cs="Times New Roman"/>
-              </w:rPr>
-            </w:pPr>
-          </w:p>
-          <w:p>
-            <w:pPr>
-              <w:rPr>
-                <w:rFonts w:ascii="Times New Roman" w:hAnsi="Times New Roman" w:cs="Times New Roman"/>
-              </w:rPr>
-            </w:pPr>
-          </w:p>
-          <w:p>
-            <w:pPr>
-              <w:rPr>
-                <w:rFonts w:ascii="Times New Roman" w:hAnsi="Times New Roman" w:cs="Times New Roman"/>
-              </w:rPr>
-            </w:pPr>
-          </w:p>
-          <w:p>
-            <w:pPr>
-              <w:rPr>
-                <w:rFonts w:ascii="Times New Roman" w:hAnsi="Times New Roman" w:cs="Times New Roman"/>
-              </w:rPr>
-            </w:pPr>
-          </w:p>
-          <w:p>
-            <w:pPr>
-              <w:rPr>
-                <w:rFonts w:ascii="Times New Roman" w:hAnsi="Times New Roman" w:cs="Times New Roman"/>
-              </w:rPr>
-            </w:pPr>
-          </w:p>
-          <w:p>
-            <w:pPr>
-              <w:rPr>
-                <w:rFonts w:ascii="Times New Roman" w:hAnsi="Times New Roman" w:cs="Times New Roman"/>
-              </w:rPr>
-            </w:pPr>
-          </w:p>
-          <w:p>
-            <w:pPr>
-              <w:rPr>
-                <w:rFonts w:ascii="Times New Roman" w:hAnsi="Times New Roman" w:cs="Times New Roman"/>
-              </w:rPr>
-            </w:pPr>
-          </w:p>
-          <w:p>
-            <w:pPr>
-              <w:rPr>
-                <w:rFonts w:ascii="Times New Roman" w:hAnsi="Times New Roman" w:cs="Times New Roman"/>
-              </w:rPr>
-            </w:pPr>
-          </w:p>
-          <w:p>
-            <w:pPr>
-              <w:rPr>
-                <w:rFonts w:ascii="Times New Roman" w:hAnsi="Times New Roman" w:cs="Times New Roman"/>
-              </w:rPr>
-            </w:pPr>
-          </w:p>
-          <w:p>
-            <w:pPr>
-              <w:rPr>
-                <w:rFonts w:ascii="Times New Roman" w:hAnsi="Times New Roman" w:cs="Times New Roman"/>
-              </w:rPr>
-            </w:pPr>
-          </w:p>
-          <w:p>
-            <w:pPr>
-              <w:rPr>
-                <w:rFonts w:ascii="Times New Roman" w:hAnsi="Times New Roman" w:cs="Times New Roman"/>
-              </w:rPr>
-            </w:pPr>
-          </w:p>
-          <w:p>
-            <w:pPr>
-              <w:rPr>
-                <w:rFonts w:ascii="Times New Roman" w:hAnsi="Times New Roman" w:cs="Times New Roman"/>
-              </w:rPr>
-            </w:pPr>
-          </w:p>
-          <w:p>
-            <w:pPr>
-              <w:rPr>
-                <w:rFonts w:ascii="Times New Roman" w:hAnsi="Times New Roman" w:cs="Times New Roman"/>
-              </w:rPr>
-            </w:pPr>
-          </w:p>
-          <w:p>
-            <w:pPr>
-              <w:rPr>
-                <w:rFonts w:ascii="Times New Roman" w:hAnsi="Times New Roman" w:cs="Times New Roman"/>
-              </w:rPr>
-            </w:pPr>
-          </w:p>
-          <w:p>
-            <w:pPr>
-              <w:rPr>
-                <w:rFonts w:ascii="Times New Roman" w:hAnsi="Times New Roman" w:cs="Times New Roman"/>
-              </w:rPr>
-            </w:pPr>
-          </w:p>
-          <w:p>
-            <w:pPr>
-              <w:rPr>
-                <w:rFonts w:ascii="Times New Roman" w:hAnsi="Times New Roman" w:cs="Times New Roman"/>
-              </w:rPr>
-            </w:pPr>
-          </w:p>
-          <w:p>
-            <w:pPr>
-              <w:rPr>
-                <w:rFonts w:ascii="Times New Roman" w:hAnsi="Times New Roman" w:cs="Times New Roman"/>
-              </w:rPr>
-            </w:pPr>
-          </w:p>
-          <w:p>
-            <w:pPr>
-              <w:rPr>
-                <w:rFonts w:ascii="Times New Roman" w:hAnsi="Times New Roman" w:cs="Times New Roman"/>
-              </w:rPr>
-            </w:pPr>
-          </w:p>
-          <w:p>
-            <w:pPr>
-              <w:rPr>
-                <w:rFonts w:ascii="Times New Roman" w:hAnsi="Times New Roman" w:cs="Times New Roman"/>
-              </w:rPr>
-            </w:pPr>
-          </w:p>
-          <w:p>
-            <w:pPr>
-              <w:rPr>
-                <w:rFonts w:ascii="Times New Roman" w:hAnsi="Times New Roman" w:cs="Times New Roman"/>
-              </w:rPr>
-            </w:pPr>
-          </w:p>
-          <w:p>
-            <w:pPr>
-              <w:rPr>
-                <w:rFonts w:ascii="Times New Roman" w:hAnsi="Times New Roman" w:cs="Times New Roman"/>
-              </w:rPr>
-            </w:pPr>
-          </w:p>
-          <w:p>
-            <w:pPr>
-              <w:rPr>
-                <w:rFonts w:ascii="Times New Roman" w:hAnsi="Times New Roman" w:cs="Times New Roman"/>
-              </w:rPr>
-            </w:pPr>
-          </w:p>
-          <w:p>
-            <w:pPr>
-              <w:rPr>
-                <w:rFonts w:ascii="Times New Roman" w:hAnsi="Times New Roman" w:cs="Times New Roman"/>
-              </w:rPr>
-            </w:pPr>
-          </w:p>
-          <w:p>
-            <w:pPr>
-              <w:rPr>
-                <w:rFonts w:ascii="Times New Roman" w:hAnsi="Times New Roman" w:cs="Times New Roman"/>
-              </w:rPr>
-            </w:pPr>
-          </w:p>
-          <w:p>
-            <w:pPr>
-              <w:rPr>
-                <w:rFonts w:ascii="Times New Roman" w:hAnsi="Times New Roman" w:cs="Times New Roman"/>
-              </w:rPr>
-            </w:pPr>
-          </w:p>
-          <w:p>
-            <w:pPr>
-              <w:rPr>
-                <w:rFonts w:ascii="Times New Roman" w:hAnsi="Times New Roman" w:cs="Times New Roman"/>
-              </w:rPr>
-            </w:pPr>
-          </w:p>
-          <w:p>
-            <w:pPr>
-              <w:rPr>
-                <w:rFonts w:ascii="Times New Roman" w:hAnsi="Times New Roman" w:cs="Times New Roman"/>
-              </w:rPr>
-            </w:pPr>
-          </w:p>
-          <w:p>
-            <w:pPr>
-              <w:rPr>
-                <w:rFonts w:ascii="Times New Roman" w:hAnsi="Times New Roman" w:cs="Times New Roman"/>
-              </w:rPr>
-            </w:pPr>
-          </w:p>
-          <w:p>
-            <w:pPr>
-              <w:rPr>
-                <w:rFonts w:ascii="Times New Roman" w:hAnsi="Times New Roman" w:cs="Times New Roman"/>
-              </w:rPr>
-            </w:pPr>
+                <w:szCs w:val="21"/>
+              </w:rPr>
+            </w:pPr>
+            <w:r>
+              <w:rPr>
+                <w:szCs w:val="21"/>
+              </w:rPr>
+              <w:t>clc</w:t>
+            </w:r>
+          </w:p>
+          <w:p>
+            <w:pPr>
+              <w:rPr>
+                <w:szCs w:val="21"/>
+              </w:rPr>
+            </w:pPr>
+            <w:r>
+              <w:rPr>
+                <w:szCs w:val="21"/>
+              </w:rPr>
+              <w:t>clear</w:t>
+            </w:r>
+          </w:p>
+          <w:p>
+            <w:pPr>
+              <w:rPr>
+                <w:szCs w:val="21"/>
+              </w:rPr>
+            </w:pPr>
+            <w:r>
+              <w:rPr>
+                <w:szCs w:val="21"/>
+              </w:rPr>
+              <w:t>close all</w:t>
+            </w:r>
+          </w:p>
+          <w:p>
+            <w:pPr>
+              <w:rPr>
+                <w:szCs w:val="21"/>
+              </w:rPr>
+            </w:pPr>
+          </w:p>
+          <w:p>
+            <w:pPr>
+              <w:rPr>
+                <w:szCs w:val="21"/>
+              </w:rPr>
+            </w:pPr>
+            <w:r>
+              <w:rPr>
+                <w:szCs w:val="21"/>
+              </w:rPr>
+              <w:t>s=tf('s');</w:t>
+            </w:r>
+          </w:p>
+          <w:p>
+            <w:pPr>
+              <w:rPr>
+                <w:szCs w:val="21"/>
+              </w:rPr>
+            </w:pPr>
+            <w:r>
+              <w:rPr>
+                <w:szCs w:val="21"/>
+              </w:rPr>
+              <w:t>K=98.57;</w:t>
+            </w:r>
+          </w:p>
+          <w:p>
+            <w:pPr>
+              <w:rPr>
+                <w:szCs w:val="21"/>
+              </w:rPr>
+            </w:pPr>
+            <w:r>
+              <w:rPr>
+                <w:szCs w:val="21"/>
+              </w:rPr>
+              <w:t>a=10.05;</w:t>
+            </w:r>
+          </w:p>
+          <w:p>
+            <w:pPr>
+              <w:rPr>
+                <w:szCs w:val="21"/>
+              </w:rPr>
+            </w:pPr>
+            <w:r>
+              <w:rPr>
+                <w:szCs w:val="21"/>
+              </w:rPr>
+              <w:t>T=0.00813;</w:t>
+            </w:r>
+          </w:p>
+          <w:p>
+            <w:pPr>
+              <w:rPr>
+                <w:szCs w:val="21"/>
+              </w:rPr>
+            </w:pPr>
+          </w:p>
+          <w:p>
+            <w:pPr>
+              <w:rPr>
+                <w:szCs w:val="21"/>
+              </w:rPr>
+            </w:pPr>
+            <w:r>
+              <w:rPr>
+                <w:szCs w:val="21"/>
+              </w:rPr>
+              <w:t>G=4.9/(s^2-48.3);</w:t>
+            </w:r>
+          </w:p>
+          <w:p>
+            <w:pPr>
+              <w:rPr>
+                <w:szCs w:val="21"/>
+              </w:rPr>
+            </w:pPr>
+            <w:r>
+              <w:rPr>
+                <w:szCs w:val="21"/>
+              </w:rPr>
+              <w:t>G0=K*G;</w:t>
+            </w:r>
+          </w:p>
+          <w:p>
+            <w:pPr>
+              <w:rPr>
+                <w:szCs w:val="21"/>
+              </w:rPr>
+            </w:pPr>
+            <w:r>
+              <w:rPr>
+                <w:szCs w:val="21"/>
+              </w:rPr>
+              <w:t>Gc=(a*T*s+1)/(T*s+1);</w:t>
+            </w:r>
+          </w:p>
+          <w:p>
+            <w:pPr>
+              <w:rPr>
+                <w:szCs w:val="21"/>
+              </w:rPr>
+            </w:pPr>
+            <w:r>
+              <w:rPr>
+                <w:szCs w:val="21"/>
+              </w:rPr>
+              <w:t>Gk=Gc*G0;</w:t>
+            </w:r>
+          </w:p>
+          <w:p>
+            <w:pPr>
+              <w:rPr>
+                <w:szCs w:val="21"/>
+              </w:rPr>
+            </w:pPr>
+            <w:r>
+              <w:rPr>
+                <w:szCs w:val="21"/>
+              </w:rPr>
+              <w:t>Phi=feedback(Gk,1);</w:t>
+            </w:r>
+          </w:p>
+          <w:p>
+            <w:pPr>
+              <w:rPr>
+                <w:szCs w:val="21"/>
+              </w:rPr>
+            </w:pPr>
+          </w:p>
+          <w:p>
+            <w:pPr>
+              <w:rPr>
+                <w:szCs w:val="21"/>
+              </w:rPr>
+            </w:pPr>
+            <w:r>
+              <w:rPr>
+                <w:szCs w:val="21"/>
+              </w:rPr>
+              <w:t>figure(1)</w:t>
+            </w:r>
+          </w:p>
+          <w:p>
+            <w:pPr>
+              <w:rPr>
+                <w:szCs w:val="21"/>
+              </w:rPr>
+            </w:pPr>
+            <w:r>
+              <w:rPr>
+                <w:szCs w:val="21"/>
+              </w:rPr>
+              <w:t>margin(Gk)</w:t>
+            </w:r>
+          </w:p>
+          <w:p>
+            <w:pPr>
+              <w:rPr>
+                <w:szCs w:val="21"/>
+              </w:rPr>
+            </w:pPr>
+            <w:r>
+              <w:rPr>
+                <w:szCs w:val="21"/>
+              </w:rPr>
+              <w:t>grid on</w:t>
+            </w:r>
+          </w:p>
+          <w:p>
+            <w:pPr>
+              <w:rPr>
+                <w:szCs w:val="21"/>
+              </w:rPr>
+            </w:pPr>
+            <w:r>
+              <w:rPr>
+                <w:szCs w:val="21"/>
+              </w:rPr>
+              <w:t>title('</w:t>
+            </w:r>
+            <w:r>
+              <w:rPr>
+                <w:szCs w:val="21"/>
+              </w:rPr>
+              <w:t>校正后系统</w:t>
+            </w:r>
+            <w:r>
+              <w:rPr>
+                <w:szCs w:val="21"/>
+              </w:rPr>
+              <w:t>Bode</w:t>
+            </w:r>
+            <w:r>
+              <w:rPr>
+                <w:szCs w:val="21"/>
+              </w:rPr>
+              <w:t>图</w:t>
+            </w:r>
+            <w:r>
+              <w:rPr>
+                <w:szCs w:val="21"/>
+              </w:rPr>
+              <w:t>')</w:t>
+            </w:r>
+          </w:p>
+          <w:p>
+            <w:pPr>
+              <w:rPr>
+                <w:szCs w:val="21"/>
+              </w:rPr>
+            </w:pPr>
+          </w:p>
+          <w:p>
+            <w:pPr>
+              <w:rPr>
+                <w:szCs w:val="21"/>
+              </w:rPr>
+            </w:pPr>
+            <w:r>
+              <w:rPr>
+                <w:szCs w:val="21"/>
+              </w:rPr>
+              <w:t>figure(2)</w:t>
+            </w:r>
+          </w:p>
+          <w:p>
+            <w:pPr>
+              <w:rPr>
+                <w:szCs w:val="21"/>
+              </w:rPr>
+            </w:pPr>
+            <w:r>
+              <w:rPr>
+                <w:szCs w:val="21"/>
+              </w:rPr>
+              <w:t>nyquist(Gk)</w:t>
+            </w:r>
+          </w:p>
+          <w:p>
+            <w:pPr>
+              <w:rPr>
+                <w:szCs w:val="21"/>
+              </w:rPr>
+            </w:pPr>
+            <w:r>
+              <w:rPr>
+                <w:szCs w:val="21"/>
+              </w:rPr>
+              <w:t>grid on</w:t>
+            </w:r>
+          </w:p>
+          <w:p>
+            <w:pPr>
+              <w:rPr>
+                <w:szCs w:val="21"/>
+              </w:rPr>
+            </w:pPr>
+            <w:r>
+              <w:rPr>
+                <w:szCs w:val="21"/>
+              </w:rPr>
+              <w:t>title('</w:t>
+            </w:r>
+            <w:r>
+              <w:rPr>
+                <w:szCs w:val="21"/>
+              </w:rPr>
+              <w:t>校正后系统</w:t>
+            </w:r>
+            <w:r>
+              <w:rPr>
+                <w:szCs w:val="21"/>
+              </w:rPr>
+              <w:t>Nyquist</w:t>
+            </w:r>
+            <w:r>
+              <w:rPr>
+                <w:szCs w:val="21"/>
+              </w:rPr>
+              <w:t>图</w:t>
+            </w:r>
+            <w:r>
+              <w:rPr>
+                <w:szCs w:val="21"/>
+              </w:rPr>
+              <w:t>')</w:t>
+            </w:r>
+          </w:p>
+          <w:p>
+            <w:pPr>
+              <w:rPr>
+                <w:szCs w:val="21"/>
+              </w:rPr>
+            </w:pPr>
+          </w:p>
+          <w:p>
+            <w:pPr>
+              <w:rPr>
+                <w:szCs w:val="21"/>
+              </w:rPr>
+            </w:pPr>
+            <w:r>
+              <w:rPr>
+                <w:szCs w:val="21"/>
+              </w:rPr>
+              <w:t>figure(3)</w:t>
+            </w:r>
+          </w:p>
+          <w:p>
+            <w:pPr>
+              <w:rPr>
+                <w:szCs w:val="21"/>
+              </w:rPr>
+            </w:pPr>
+            <w:r>
+              <w:rPr>
+                <w:szCs w:val="21"/>
+              </w:rPr>
+              <w:t>step(Phi)</w:t>
+            </w:r>
+          </w:p>
+          <w:p>
+            <w:pPr>
+              <w:rPr>
+                <w:szCs w:val="21"/>
+              </w:rPr>
+            </w:pPr>
+            <w:r>
+              <w:rPr>
+                <w:szCs w:val="21"/>
+              </w:rPr>
+              <w:t>grid on</w:t>
+            </w:r>
+          </w:p>
+          <w:p>
+            <w:pPr>
+              <w:rPr>
+                <w:szCs w:val="21"/>
+              </w:rPr>
+            </w:pPr>
+            <w:r>
+              <w:rPr>
+                <w:szCs w:val="21"/>
+              </w:rPr>
+              <w:t>title('</w:t>
+            </w:r>
+            <w:r>
+              <w:rPr>
+                <w:szCs w:val="21"/>
+              </w:rPr>
+              <w:t>校正后系统单位阶跃响应</w:t>
+            </w:r>
+            <w:r>
+              <w:rPr>
+                <w:szCs w:val="21"/>
+              </w:rPr>
+              <w:t>')</w:t>
+            </w:r>
+          </w:p>
+          <w:p>
+            <w:pPr>
+              <w:rPr>
+                <w:szCs w:val="21"/>
+              </w:rPr>
+            </w:pPr>
+          </w:p>
+          <w:p>
+            <w:pPr>
+              <w:rPr>
+                <w:szCs w:val="21"/>
+              </w:rPr>
+            </w:pPr>
+            <w:r>
+              <w:rPr>
+                <w:szCs w:val="21"/>
+              </w:rPr>
+              <w:t>[GM,PM,Wcg,Wcp]=margin(Gk);</w:t>
+            </w:r>
+          </w:p>
+          <w:p>
+            <w:pPr>
+              <w:rPr>
+                <w:szCs w:val="21"/>
+              </w:rPr>
+            </w:pPr>
+            <w:r>
+              <w:rPr>
+                <w:szCs w:val="21"/>
+              </w:rPr>
+              <w:lastRenderedPageBreak/>
+              <w:t>GM_dB=20*log10(GM);</w:t>
+            </w:r>
+          </w:p>
+          <w:p>
+            <w:pPr>
+              <w:rPr>
+                <w:szCs w:val="21"/>
+              </w:rPr>
+            </w:pPr>
+            <w:r>
+              <w:rPr>
+                <w:szCs w:val="21"/>
+              </w:rPr>
+              <w:t>info=stepinfo(Phi);</w:t>
+            </w:r>
+          </w:p>
+          <w:p>
+            <w:pPr>
+              <w:rPr>
+                <w:szCs w:val="21"/>
+              </w:rPr>
+            </w:pPr>
+          </w:p>
+          <w:p>
+            <w:pPr>
+              <w:rPr>
+                <w:szCs w:val="21"/>
+              </w:rPr>
+            </w:pPr>
+            <w:r>
+              <w:rPr>
+                <w:szCs w:val="21"/>
+              </w:rPr>
+              <w:t>fprintf('</w:t>
+            </w:r>
+            <w:r>
+              <w:rPr>
+                <w:szCs w:val="21"/>
+              </w:rPr>
+              <w:t>幅值裕度</w:t>
+            </w:r>
+            <w:r>
+              <w:rPr>
+                <w:szCs w:val="21"/>
+              </w:rPr>
+              <w:t xml:space="preserve"> GM = %.4f\n',GM)</w:t>
+            </w:r>
+          </w:p>
+          <w:p>
+            <w:pPr>
+              <w:rPr>
+                <w:szCs w:val="21"/>
+              </w:rPr>
+            </w:pPr>
+            <w:r>
+              <w:rPr>
+                <w:szCs w:val="21"/>
+              </w:rPr>
+              <w:t>fprintf('</w:t>
+            </w:r>
+            <w:r>
+              <w:rPr>
+                <w:szCs w:val="21"/>
+              </w:rPr>
+              <w:t>幅值裕度</w:t>
+            </w:r>
+            <w:r>
+              <w:rPr>
+                <w:szCs w:val="21"/>
+              </w:rPr>
+              <w:t xml:space="preserve"> GM_dB = %.4f dB\n',GM_dB)</w:t>
+            </w:r>
+          </w:p>
+          <w:p>
+            <w:pPr>
+              <w:rPr>
+                <w:szCs w:val="21"/>
+              </w:rPr>
+            </w:pPr>
+            <w:r>
+              <w:rPr>
+                <w:szCs w:val="21"/>
+              </w:rPr>
+              <w:t>fprintf('</w:t>
+            </w:r>
+            <w:r>
+              <w:rPr>
+                <w:szCs w:val="21"/>
+              </w:rPr>
+              <w:t>相角裕度</w:t>
+            </w:r>
+            <w:r>
+              <w:rPr>
+                <w:szCs w:val="21"/>
+              </w:rPr>
+              <w:t xml:space="preserve"> PM = %.4f deg\n',PM)</w:t>
+            </w:r>
+          </w:p>
+          <w:p>
+            <w:pPr>
+              <w:rPr>
+                <w:szCs w:val="21"/>
+              </w:rPr>
+            </w:pPr>
+            <w:r>
+              <w:rPr>
+                <w:szCs w:val="21"/>
+              </w:rPr>
+              <w:t>fprintf('</w:t>
+            </w:r>
+            <w:r>
+              <w:rPr>
+                <w:szCs w:val="21"/>
+              </w:rPr>
+              <w:t>相角穿越频率</w:t>
+            </w:r>
+            <w:r>
+              <w:rPr>
+                <w:szCs w:val="21"/>
+              </w:rPr>
+              <w:t xml:space="preserve"> Wcg = %.4f rad/s\n',Wcg)</w:t>
+            </w:r>
+          </w:p>
+          <w:p>
+            <w:pPr>
+              <w:rPr>
+                <w:szCs w:val="21"/>
+              </w:rPr>
+            </w:pPr>
+            <w:r>
+              <w:rPr>
+                <w:szCs w:val="21"/>
+              </w:rPr>
+              <w:t>fprintf('</w:t>
+            </w:r>
+            <w:r>
+              <w:rPr>
+                <w:szCs w:val="21"/>
+              </w:rPr>
+              <w:t>幅值穿越频率</w:t>
+            </w:r>
+            <w:r>
+              <w:rPr>
+                <w:szCs w:val="21"/>
+              </w:rPr>
+              <w:t xml:space="preserve"> Wcp = %.4f rad/s\n',Wcp)</w:t>
+            </w:r>
+          </w:p>
+          <w:p>
+            <w:pPr>
+              <w:rPr>
+                <w:szCs w:val="21"/>
+              </w:rPr>
+            </w:pPr>
+          </w:p>
+          <w:p>
+            <w:pPr>
+              <w:rPr>
+                <w:szCs w:val="21"/>
+              </w:rPr>
+            </w:pPr>
+            <w:r>
+              <w:rPr>
+                <w:szCs w:val="21"/>
+              </w:rPr>
+              <w:t>disp('</w:t>
+            </w:r>
+            <w:r>
+              <w:rPr>
+                <w:szCs w:val="21"/>
+              </w:rPr>
+              <w:t>闭环阶跃响应指标：</w:t>
+            </w:r>
+            <w:r>
+              <w:rPr>
+                <w:szCs w:val="21"/>
+              </w:rPr>
+              <w:t>')</w:t>
+            </w:r>
+          </w:p>
+          <w:p>
+            <w:pPr>
+              <w:rPr>
+                <w:szCs w:val="21"/>
+              </w:rPr>
+            </w:pPr>
+            <w:r>
+              <w:rPr>
+                <w:szCs w:val="21"/>
+              </w:rPr>
+              <w:t>disp(info)</w:t>
+            </w:r>
+          </w:p>
+          <w:p>
+            <w:pPr>
+              <w:rPr>
+                <w:szCs w:val="21"/>
+              </w:rPr>
+            </w:pPr>
+          </w:p>
+          <w:p>
+            <w:pPr>
+              <w:rPr>
+                <w:szCs w:val="21"/>
+              </w:rPr>
+            </w:pPr>
+            <w:r>
+              <w:rPr>
+                <w:szCs w:val="21"/>
+              </w:rPr>
+              <w:t>disp('</w:t>
+            </w:r>
+            <w:r>
+              <w:rPr>
+                <w:szCs w:val="21"/>
+              </w:rPr>
+              <w:t>校正后开环传递函数：</w:t>
+            </w:r>
+            <w:r>
+              <w:rPr>
+                <w:szCs w:val="21"/>
+              </w:rPr>
+              <w:t>')</w:t>
+            </w:r>
+          </w:p>
+          <w:p>
+            <w:pPr>
+              <w:rPr>
+                <w:szCs w:val="21"/>
+              </w:rPr>
+            </w:pPr>
+            <w:r>
+              <w:rPr>
+                <w:szCs w:val="21"/>
+              </w:rPr>
+              <w:t>Gk</w:t>
+            </w:r>
+          </w:p>
+          <w:p>
+            <w:pPr>
+              <w:rPr>
+                <w:szCs w:val="21"/>
+              </w:rPr>
+            </w:pPr>
+          </w:p>
+          <w:p>
+            <w:pPr>
+              <w:rPr>
+                <w:szCs w:val="21"/>
+              </w:rPr>
+            </w:pPr>
+            <w:r>
+              <w:rPr>
+                <w:szCs w:val="21"/>
+              </w:rPr>
+              <w:t>disp('</w:t>
+            </w:r>
+            <w:r>
+              <w:rPr>
+                <w:szCs w:val="21"/>
+              </w:rPr>
+              <w:t>校正后闭环传递函数：</w:t>
+            </w:r>
+            <w:r>
+              <w:rPr>
+                <w:szCs w:val="21"/>
+              </w:rPr>
+              <w:t>')</w:t>
+            </w:r>
+          </w:p>
+          <w:p>
+            <w:pPr>
+              <w:rPr>
+                <w:szCs w:val="21"/>
+              </w:rPr>
+            </w:pPr>
+            <w:r>
+              <w:rPr>
+                <w:szCs w:val="21"/>
+              </w:rPr>
+              <w:t>Phi</w:t>
+            </w:r>
+          </w:p>
+          <w:p>
+            <w:pPr>
+              <w:rPr>
+                <w:szCs w:val="21"/>
+              </w:rPr>
+            </w:pPr>
+          </w:p>
+          <w:p>
+            <w:pPr>
+              <w:rPr>
+                <w:szCs w:val="21"/>
+              </w:rPr>
+            </w:pPr>
+            <w:r>
+              <w:rPr>
+                <w:szCs w:val="21"/>
+              </w:rPr>
+              <w:t>disp('</w:t>
+            </w:r>
+            <w:r>
+              <w:rPr>
+                <w:szCs w:val="21"/>
+              </w:rPr>
+              <w:t>校正后闭环极点：</w:t>
+            </w:r>
+            <w:r>
+              <w:rPr>
+                <w:szCs w:val="21"/>
+              </w:rPr>
+              <w:t>')</w:t>
+            </w:r>
+          </w:p>
+          <w:p>
+            <w:pPr>
+              <w:rPr>
+                <w:szCs w:val="21"/>
+              </w:rPr>
+            </w:pPr>
+            <w:r>
+              <w:rPr>
+                <w:szCs w:val="21"/>
+              </w:rPr>
+              <w:t>pole(Phi)</w:t>
+            </w:r>
+          </w:p>
+          <w:p>
+            <w:pPr>
+              <w:rPr>
+                <w:szCs w:val="21"/>
+              </w:rPr>
+            </w:pPr>
+            <w:r>
+              <w:rPr>
+                <w:noProof/>
+                <w:szCs w:val="21"/>
+              </w:rPr>
+              <w:drawing>
+                <wp:inline distT="0" distB="0" distL="0" distR="0" wp14:anchorId="0D92363F" wp14:editId="082D14EC">
+                  <wp:extent cx="5043268" cy="3395979"/>
+                  <wp:effectExtent l="0" t="0" r="5080" b="0"/>
+                  <wp:docPr id="1004756344" name="图片 14"/>
+                  <wp:cNvGraphicFramePr>
+                    <a:graphicFrameLocks xmlns:a="http://schemas.openxmlformats.org/drawingml/2006/main" noChangeAspect="1"/>
+                  </wp:cNvGraphicFramePr>
+                  <a:graphic xmlns:a="http://schemas.openxmlformats.org/drawingml/2006/main">
+                    <a:graphicData uri="http://schemas.openxmlformats.org/drawingml/2006/picture">
+                      <pic:pic xmlns:pic="http://schemas.openxmlformats.org/drawingml/2006/picture">
+                        <pic:nvPicPr>
+                          <pic:cNvPr id="0" name="Picture 48"/>
+                          <pic:cNvPicPr>
+                            <a:picLocks noChangeAspect="1" noChangeArrowheads="1"/>
+                          </pic:cNvPicPr>
+                        </pic:nvPicPr>
+                        <pic:blipFill>
+                          <a:blip r:embed="rId11" cstate="print">
+                            <a:extLst>
+                              <a:ext uri="{28A0092B-C50C-407E-A947-70E740481C1C}">
+                                <a14:useLocalDpi xmlns:a14="http://schemas.microsoft.com/office/drawing/2010/main" val="0"/>
+                              </a:ext>
+                            </a:extLst>
+                          </a:blip>
+                          <a:srcRect/>
+                          <a:stretch>
+                            <a:fillRect/>
+                          </a:stretch>
+                        </pic:blipFill>
+                        <pic:spPr bwMode="auto">
+                          <a:xfrm>
+                            <a:off x="0" y="0"/>
+                            <a:ext cx="5047806" cy="3399035"/>
+                          </a:xfrm>
+                          <a:prstGeom prst="rect">
+                            <a:avLst/>
+                          </a:prstGeom>
+                          <a:noFill/>
+                          <a:ln>
+                            <a:noFill/>
+                          </a:ln>
+                        </pic:spPr>
+                      </pic:pic>
+                    </a:graphicData>
+                  </a:graphic>
+                </wp:inline>
+              </w:drawing>
+            </w:r>
+          </w:p>
+          <w:p>
+            <w:pPr>
+              <w:rPr>
+                <w:rFonts w:ascii="Times New Roman" w:hAnsi="Times New Roman" w:cs="Times New Roman"/>
+              </w:rPr>
+            </w:pPr>
+            <w:r>
+              <w:rPr>
+                <w:noProof/>
+                <w:szCs w:val="21"/>
+              </w:rPr>
+              <w:lastRenderedPageBreak/>
+              <w:drawing>
+                <wp:inline distT="0" distB="0" distL="0" distR="0" wp14:anchorId="75517C13" wp14:editId="2F6671EB">
+                  <wp:extent cx="4923692" cy="3313089"/>
+                  <wp:effectExtent l="0" t="0" r="0" b="1905"/>
+                  <wp:docPr id="1319523714" name="图片 16"/>
+                  <wp:cNvGraphicFramePr>
+                    <a:graphicFrameLocks xmlns:a="http://schemas.openxmlformats.org/drawingml/2006/main" noChangeAspect="1"/>
+                  </wp:cNvGraphicFramePr>
+                  <a:graphic xmlns:a="http://schemas.openxmlformats.org/drawingml/2006/main">
+                    <a:graphicData uri="http://schemas.openxmlformats.org/drawingml/2006/picture">
+                      <pic:pic xmlns:pic="http://schemas.openxmlformats.org/drawingml/2006/picture">
+                        <pic:nvPicPr>
+                          <pic:cNvPr id="0" name="Picture 55"/>
+                          <pic:cNvPicPr>
+                            <a:picLocks noChangeAspect="1" noChangeArrowheads="1"/>
+                          </pic:cNvPicPr>
+                        </pic:nvPicPr>
+                        <pic:blipFill>
+                          <a:blip r:embed="rId12" cstate="print">
+                            <a:extLst>
+                              <a:ext uri="{28A0092B-C50C-407E-A947-70E740481C1C}">
+                                <a14:useLocalDpi xmlns:a14="http://schemas.microsoft.com/office/drawing/2010/main" val="0"/>
+                              </a:ext>
+                            </a:extLst>
+                          </a:blip>
+                          <a:srcRect/>
+                          <a:stretch>
+                            <a:fillRect/>
+                          </a:stretch>
+                        </pic:blipFill>
+                        <pic:spPr bwMode="auto">
+                          <a:xfrm>
+                            <a:off x="0" y="0"/>
+                            <a:ext cx="4927912" cy="3315929"/>
+                          </a:xfrm>
+                          <a:prstGeom prst="rect">
+                            <a:avLst/>
+                          </a:prstGeom>
+                          <a:noFill/>
+                          <a:ln>
+                            <a:noFill/>
+                          </a:ln>
+                        </pic:spPr>
+                      </pic:pic>
+                    </a:graphicData>
+                  </a:graphic>
+                </wp:inline>
+              </w:drawing>
+            </w:r>
+          </w:p>
+          <w:p>
+            <w:pPr>
+              <w:rPr>
+                <w:rFonts w:ascii="Times New Roman" w:hAnsi="Times New Roman" w:cs="Times New Roman"/>
+              </w:rPr>
+            </w:pPr>
+            <w:r>
+              <w:rPr>
+                <w:noProof/>
+                <w:szCs w:val="21"/>
+              </w:rPr>
+              <w:drawing>
+                <wp:inline distT="0" distB="0" distL="0" distR="0" wp14:anchorId="364AFB93" wp14:editId="6826B123">
+                  <wp:extent cx="5022166" cy="3331584"/>
+                  <wp:effectExtent l="0" t="0" r="7620" b="2540"/>
+                  <wp:docPr id="1301967623" name="图片 18"/>
+                  <wp:cNvGraphicFramePr>
+                    <a:graphicFrameLocks xmlns:a="http://schemas.openxmlformats.org/drawingml/2006/main" noChangeAspect="1"/>
+                  </wp:cNvGraphicFramePr>
+                  <a:graphic xmlns:a="http://schemas.openxmlformats.org/drawingml/2006/main">
+                    <a:graphicData uri="http://schemas.openxmlformats.org/drawingml/2006/picture">
+                      <pic:pic xmlns:pic="http://schemas.openxmlformats.org/drawingml/2006/picture">
+                        <pic:nvPicPr>
+                          <pic:cNvPr id="0" name="Picture 62"/>
+                          <pic:cNvPicPr>
+                            <a:picLocks noChangeAspect="1" noChangeArrowheads="1"/>
+                          </pic:cNvPicPr>
+                        </pic:nvPicPr>
+                        <pic:blipFill>
+                          <a:blip r:embed="rId13" cstate="print">
+                            <a:extLst>
+                              <a:ext uri="{28A0092B-C50C-407E-A947-70E740481C1C}">
+                                <a14:useLocalDpi xmlns:a14="http://schemas.microsoft.com/office/drawing/2010/main" val="0"/>
+                              </a:ext>
+                            </a:extLst>
+                          </a:blip>
+                          <a:srcRect/>
+                          <a:stretch>
+                            <a:fillRect/>
+                          </a:stretch>
+                        </pic:blipFill>
+                        <pic:spPr bwMode="auto">
+                          <a:xfrm>
+                            <a:off x="0" y="0"/>
+                            <a:ext cx="5027827" cy="3335339"/>
+                          </a:xfrm>
+                          <a:prstGeom prst="rect">
+                            <a:avLst/>
+                          </a:prstGeom>
+                          <a:noFill/>
+                          <a:ln>
+                            <a:noFill/>
+                          </a:ln>
+                        </pic:spPr>
+                      </pic:pic>
+                    </a:graphicData>
+                  </a:graphic>
+                </wp:inline>
+              </w:drawing>
+            </w:r>
           </w:p>
           <w:p>
             <w:pPr>
@@ -3927,242 +5418,1672 @@
                 <w:rFonts w:ascii="Times New Roman" w:hAnsi="Times New Roman" w:cs="Times New Roman"/>
               </w:rPr>
             </w:pPr>
-          </w:p>
-          <w:p>
-            <w:pPr>
-              <w:rPr>
-                <w:rFonts w:ascii="Times New Roman" w:hAnsi="Times New Roman" w:cs="Times New Roman"/>
-              </w:rPr>
-            </w:pPr>
-          </w:p>
-          <w:p>
-            <w:pPr>
-              <w:rPr>
-                <w:rFonts w:ascii="Times New Roman" w:hAnsi="Times New Roman" w:cs="Times New Roman"/>
-              </w:rPr>
-            </w:pPr>
-          </w:p>
-          <w:p>
-            <w:pPr>
-              <w:rPr>
-                <w:rFonts w:ascii="Times New Roman" w:hAnsi="Times New Roman" w:cs="Times New Roman"/>
-              </w:rPr>
-            </w:pPr>
-          </w:p>
-          <w:p>
-            <w:pPr>
-              <w:rPr>
-                <w:rFonts w:ascii="Times New Roman" w:hAnsi="Times New Roman" w:cs="Times New Roman"/>
-              </w:rPr>
-            </w:pPr>
-          </w:p>
-          <w:p>
-            <w:pPr>
-              <w:rPr>
-                <w:rFonts w:ascii="Times New Roman" w:hAnsi="Times New Roman" w:cs="Times New Roman"/>
-              </w:rPr>
-            </w:pPr>
-          </w:p>
-          <w:p>
-            <w:pPr>
-              <w:rPr>
-                <w:rFonts w:ascii="Times New Roman" w:hAnsi="Times New Roman" w:cs="Times New Roman"/>
-              </w:rPr>
-            </w:pPr>
-          </w:p>
-          <w:p>
-            <w:pPr>
-              <w:rPr>
-                <w:rFonts w:ascii="Times New Roman" w:hAnsi="Times New Roman" w:cs="Times New Roman"/>
-              </w:rPr>
-            </w:pPr>
-          </w:p>
-          <w:p>
-            <w:pPr>
-              <w:rPr>
-                <w:rFonts w:ascii="Times New Roman" w:hAnsi="Times New Roman" w:cs="Times New Roman"/>
-              </w:rPr>
-            </w:pPr>
-          </w:p>
-          <w:p>
-            <w:pPr>
-              <w:rPr>
-                <w:rFonts w:ascii="Times New Roman" w:hAnsi="Times New Roman" w:cs="Times New Roman"/>
-              </w:rPr>
-            </w:pPr>
-          </w:p>
-          <w:p>
-            <w:pPr>
-              <w:rPr>
-                <w:rFonts w:ascii="Times New Roman" w:hAnsi="Times New Roman" w:cs="Times New Roman"/>
-              </w:rPr>
-            </w:pPr>
-          </w:p>
-          <w:p>
-            <w:pPr>
-              <w:rPr>
-                <w:rFonts w:ascii="Times New Roman" w:hAnsi="Times New Roman" w:cs="Times New Roman"/>
-              </w:rPr>
-            </w:pPr>
-          </w:p>
-          <w:p>
-            <w:pPr>
-              <w:rPr>
-                <w:rFonts w:ascii="Times New Roman" w:hAnsi="Times New Roman" w:cs="Times New Roman"/>
-              </w:rPr>
-            </w:pPr>
-          </w:p>
-          <w:p>
-            <w:pPr>
-              <w:rPr>
-                <w:rFonts w:ascii="Times New Roman" w:hAnsi="Times New Roman" w:cs="Times New Roman"/>
-              </w:rPr>
-            </w:pPr>
-          </w:p>
-          <w:p>
-            <w:pPr>
-              <w:rPr>
-                <w:rFonts w:ascii="Times New Roman" w:hAnsi="Times New Roman" w:cs="Times New Roman"/>
-              </w:rPr>
-            </w:pPr>
-          </w:p>
-          <w:p>
-            <w:pPr>
-              <w:rPr>
-                <w:rFonts w:ascii="Times New Roman" w:hAnsi="Times New Roman" w:cs="Times New Roman"/>
-              </w:rPr>
-            </w:pPr>
-          </w:p>
-          <w:p>
-            <w:pPr>
-              <w:rPr>
-                <w:rFonts w:ascii="Times New Roman" w:hAnsi="Times New Roman" w:cs="Times New Roman"/>
-              </w:rPr>
-            </w:pPr>
-          </w:p>
-          <w:p>
-            <w:pPr>
-              <w:rPr>
-                <w:rFonts w:ascii="Times New Roman" w:hAnsi="Times New Roman" w:cs="Times New Roman"/>
-              </w:rPr>
-            </w:pPr>
-          </w:p>
-          <w:p>
-            <w:pPr>
-              <w:rPr>
-                <w:rFonts w:ascii="Times New Roman" w:hAnsi="Times New Roman" w:cs="Times New Roman"/>
-              </w:rPr>
-            </w:pPr>
-          </w:p>
-          <w:p>
-            <w:pPr>
-              <w:rPr>
-                <w:rFonts w:ascii="Times New Roman" w:hAnsi="Times New Roman" w:cs="Times New Roman"/>
-              </w:rPr>
-            </w:pPr>
-          </w:p>
-          <w:p>
-            <w:pPr>
-              <w:rPr>
-                <w:rFonts w:ascii="Times New Roman" w:hAnsi="Times New Roman" w:cs="Times New Roman"/>
-              </w:rPr>
-            </w:pPr>
-          </w:p>
-          <w:p>
-            <w:pPr>
-              <w:rPr>
-                <w:rFonts w:ascii="Times New Roman" w:hAnsi="Times New Roman" w:cs="Times New Roman"/>
-              </w:rPr>
-            </w:pPr>
-          </w:p>
-          <w:p>
-            <w:pPr>
-              <w:rPr>
-                <w:rFonts w:ascii="Times New Roman" w:hAnsi="Times New Roman" w:cs="Times New Roman"/>
-              </w:rPr>
-            </w:pPr>
-          </w:p>
-          <w:p>
-            <w:pPr>
-              <w:rPr>
-                <w:rFonts w:ascii="Times New Roman" w:hAnsi="Times New Roman" w:cs="Times New Roman"/>
-              </w:rPr>
-            </w:pPr>
-          </w:p>
-          <w:p>
-            <w:pPr>
-              <w:rPr>
-                <w:rFonts w:ascii="Times New Roman" w:hAnsi="Times New Roman" w:cs="Times New Roman"/>
-              </w:rPr>
-            </w:pPr>
-          </w:p>
-          <w:p>
-            <w:pPr>
-              <w:rPr>
-                <w:rFonts w:ascii="Times New Roman" w:hAnsi="Times New Roman" w:cs="Times New Roman"/>
-              </w:rPr>
-            </w:pPr>
-          </w:p>
-          <w:p>
-            <w:pPr>
-              <w:rPr>
-                <w:rFonts w:ascii="Times New Roman" w:hAnsi="Times New Roman" w:cs="Times New Roman"/>
-              </w:rPr>
-            </w:pPr>
-          </w:p>
-          <w:p>
-            <w:pPr>
-              <w:rPr>
-                <w:rFonts w:ascii="Times New Roman" w:hAnsi="Times New Roman" w:cs="Times New Roman"/>
-              </w:rPr>
-            </w:pPr>
-          </w:p>
-          <w:p>
-            <w:pPr>
-              <w:rPr>
-                <w:rFonts w:ascii="Times New Roman" w:hAnsi="Times New Roman" w:cs="Times New Roman"/>
-              </w:rPr>
-            </w:pPr>
-          </w:p>
-          <w:p>
-            <w:pPr>
-              <w:rPr>
-                <w:rFonts w:ascii="Times New Roman" w:hAnsi="Times New Roman" w:cs="Times New Roman"/>
-              </w:rPr>
-            </w:pPr>
-          </w:p>
-          <w:p>
-            <w:pPr>
-              <w:rPr>
-                <w:rFonts w:ascii="Times New Roman" w:hAnsi="Times New Roman" w:cs="Times New Roman"/>
-              </w:rPr>
-            </w:pPr>
-          </w:p>
-          <w:p>
-            <w:pPr>
-              <w:rPr>
-                <w:rFonts w:ascii="Times New Roman" w:hAnsi="Times New Roman" w:cs="Times New Roman"/>
-              </w:rPr>
-            </w:pPr>
-          </w:p>
-          <w:p>
-            <w:pPr>
-              <w:rPr>
-                <w:rFonts w:ascii="Times New Roman" w:hAnsi="Times New Roman" w:cs="Times New Roman"/>
-              </w:rPr>
-            </w:pPr>
-          </w:p>
-          <w:p>
-            <w:pPr>
-              <w:rPr>
-                <w:rFonts w:ascii="Times New Roman" w:hAnsi="Times New Roman" w:cs="Times New Roman"/>
-              </w:rPr>
-            </w:pPr>
-          </w:p>
-          <w:p>
-            <w:pPr>
-              <w:rPr>
-                <w:rFonts w:ascii="Times New Roman" w:hAnsi="Times New Roman" w:cs="Times New Roman"/>
+            <w:r>
+              <w:rPr>
+                <w:noProof/>
+                <w:szCs w:val="21"/>
+              </w:rPr>
+              <w:lastRenderedPageBreak/>
+              <w:drawing>
+                <wp:inline distT="0" distB="0" distL="0" distR="0" wp14:anchorId="57AED6C9" wp14:editId="0A6E0A72">
+                  <wp:extent cx="5324957" cy="1484141"/>
+                  <wp:effectExtent l="0" t="0" r="0" b="1905"/>
+                  <wp:docPr id="1735374674" name="图片 1"/>
+                  <wp:cNvGraphicFramePr>
+                    <a:graphicFrameLocks xmlns:a="http://schemas.openxmlformats.org/drawingml/2006/main" noChangeAspect="1"/>
+                  </wp:cNvGraphicFramePr>
+                  <a:graphic xmlns:a="http://schemas.openxmlformats.org/drawingml/2006/main">
+                    <a:graphicData uri="http://schemas.openxmlformats.org/drawingml/2006/picture">
+                      <pic:pic xmlns:pic="http://schemas.openxmlformats.org/drawingml/2006/picture">
+                        <pic:nvPicPr>
+                          <pic:cNvPr id="1735374674" name=""/>
+                          <pic:cNvPicPr/>
+                        </pic:nvPicPr>
+                        <pic:blipFill>
+                          <a:blip r:embed="rId14"/>
+                          <a:stretch>
+                            <a:fillRect/>
+                          </a:stretch>
+                        </pic:blipFill>
+                        <pic:spPr>
+                          <a:xfrm>
+                            <a:off x="0" y="0"/>
+                            <a:ext cx="5335661" cy="1487124"/>
+                          </a:xfrm>
+                          <a:prstGeom prst="rect">
+                            <a:avLst/>
+                          </a:prstGeom>
+                        </pic:spPr>
+                      </pic:pic>
+                    </a:graphicData>
+                  </a:graphic>
+                </wp:inline>
+              </w:drawing>
+            </w:r>
+          </w:p>
+          <w:p>
+            <w:pPr>
+              <w:rPr>
+                <w:rFonts w:ascii="Times New Roman" w:hAnsi="Times New Roman" w:cs="Times New Roman"/>
+              </w:rPr>
+            </w:pPr>
+            <w:r>
+              <w:rPr>
+                <w:noProof/>
+                <w:szCs w:val="21"/>
+              </w:rPr>
+              <w:drawing>
+                <wp:inline distT="0" distB="0" distL="0" distR="0" wp14:anchorId="7B87D8AE" wp14:editId="3BC4D03F">
+                  <wp:extent cx="4853354" cy="4089065"/>
+                  <wp:effectExtent l="0" t="0" r="4445" b="6985"/>
+                  <wp:docPr id="1529980975" name="图片 1"/>
+                  <wp:cNvGraphicFramePr>
+                    <a:graphicFrameLocks xmlns:a="http://schemas.openxmlformats.org/drawingml/2006/main" noChangeAspect="1"/>
+                  </wp:cNvGraphicFramePr>
+                  <a:graphic xmlns:a="http://schemas.openxmlformats.org/drawingml/2006/main">
+                    <a:graphicData uri="http://schemas.openxmlformats.org/drawingml/2006/picture">
+                      <pic:pic xmlns:pic="http://schemas.openxmlformats.org/drawingml/2006/picture">
+                        <pic:nvPicPr>
+                          <pic:cNvPr id="1529980975" name=""/>
+                          <pic:cNvPicPr/>
+                        </pic:nvPicPr>
+                        <pic:blipFill>
+                          <a:blip r:embed="rId15"/>
+                          <a:stretch>
+                            <a:fillRect/>
+                          </a:stretch>
+                        </pic:blipFill>
+                        <pic:spPr>
+                          <a:xfrm>
+                            <a:off x="0" y="0"/>
+                            <a:ext cx="4856114" cy="4091390"/>
+                          </a:xfrm>
+                          <a:prstGeom prst="rect">
+                            <a:avLst/>
+                          </a:prstGeom>
+                        </pic:spPr>
+                      </pic:pic>
+                    </a:graphicData>
+                  </a:graphic>
+                </wp:inline>
+              </w:drawing>
+            </w:r>
+          </w:p>
+          <w:p>
+            <w:pPr>
+              <w:rPr>
+                <w:b/>
+                <w:bCs/>
+                <w:szCs w:val="21"/>
+              </w:rPr>
+            </w:pPr>
+            <w:r>
+              <w:rPr>
+                <w:b/>
+                <w:bCs/>
+                <w:szCs w:val="21"/>
+              </w:rPr>
+              <w:t>一、定性分析</w:t>
+            </w:r>
+          </w:p>
+          <w:p>
+            <w:pPr>
+              <w:rPr>
+                <w:szCs w:val="21"/>
+              </w:rPr>
+            </w:pPr>
+            <w:r>
+              <w:rPr>
+                <w:szCs w:val="21"/>
+              </w:rPr>
+              <w:t>从仿真曲线可以看出，系统在单位阶跃信号作用下能够迅速响应，输出在</w:t>
+            </w:r>
+            <w:r>
+              <w:rPr>
+                <w:szCs w:val="21"/>
+              </w:rPr>
+              <w:t xml:space="preserve"> </w:t>
+            </w:r>
+            <m:oMath>
+              <m:r>
+                <w:rPr>
+                  <w:rFonts w:ascii="Cambria Math" w:hAnsi="Cambria Math"/>
+                  <w:szCs w:val="21"/>
+                </w:rPr>
+                <m:t>t=0</m:t>
+              </m:r>
+            </m:oMath>
+            <w:r>
+              <w:rPr>
+                <w:szCs w:val="21"/>
+              </w:rPr>
+              <w:t>后快速上升，并在短时间内超过稳态值，产生一定超调。随后系统输出逐渐衰减并趋于稳定，最终稳定在约</w:t>
+            </w:r>
+            <w:r>
+              <w:rPr>
+                <w:szCs w:val="21"/>
+              </w:rPr>
+              <w:t xml:space="preserve"> </w:t>
+            </w:r>
+            <m:oMath>
+              <m:r>
+                <w:rPr>
+                  <w:rFonts w:ascii="Cambria Math" w:hAnsi="Cambria Math"/>
+                  <w:szCs w:val="21"/>
+                </w:rPr>
+                <m:t>1.10</m:t>
+              </m:r>
+            </m:oMath>
+            <w:r>
+              <w:rPr>
+                <w:szCs w:val="21"/>
+              </w:rPr>
+              <w:t>附近。</w:t>
+            </w:r>
+          </w:p>
+          <w:p>
+            <w:pPr>
+              <w:rPr>
+                <w:szCs w:val="21"/>
+              </w:rPr>
+            </w:pPr>
+            <w:r>
+              <w:rPr>
+                <w:szCs w:val="21"/>
+              </w:rPr>
+              <w:t>曲线没有出现持续振荡，也没有发散，说明经过频率响应超前校正后，直线一级倒立摆摆杆角度闭环系统是稳定的。校正器提高了系统的相位裕量，使系统具有较好的动态稳定性和较快的响应速度。</w:t>
+            </w:r>
+          </w:p>
+          <w:p>
+            <w:pPr>
+              <w:rPr>
+                <w:szCs w:val="21"/>
+              </w:rPr>
+            </w:pPr>
+            <w:r>
+              <w:rPr>
+                <w:szCs w:val="21"/>
+              </w:rPr>
+              <w:t>但从稳态值来看，输出最终不是严格稳定在输入值</w:t>
+            </w:r>
+            <w:r>
+              <w:rPr>
+                <w:szCs w:val="21"/>
+              </w:rPr>
+              <w:t xml:space="preserve"> </w:t>
+            </w:r>
+            <m:oMath>
+              <m:r>
+                <w:rPr>
+                  <w:rFonts w:ascii="Cambria Math" w:hAnsi="Cambria Math"/>
+                  <w:szCs w:val="21"/>
+                </w:rPr>
+                <m:t>1</m:t>
+              </m:r>
+            </m:oMath>
+            <w:r>
+              <w:rPr>
+                <w:szCs w:val="21"/>
+              </w:rPr>
+              <w:t>，而是稳定在约</w:t>
+            </w:r>
+            <w:r>
+              <w:rPr>
+                <w:szCs w:val="21"/>
+              </w:rPr>
+              <w:t xml:space="preserve"> </w:t>
+            </w:r>
+            <m:oMath>
+              <m:r>
+                <w:rPr>
+                  <w:rFonts w:ascii="Cambria Math" w:hAnsi="Cambria Math"/>
+                  <w:szCs w:val="21"/>
+                </w:rPr>
+                <m:t>1.10</m:t>
+              </m:r>
+            </m:oMath>
+            <w:r>
+              <w:rPr>
+                <w:szCs w:val="21"/>
+              </w:rPr>
+              <w:t>，说明系统仍然存在一定稳态误差。这说明该频域校正器主要改善了系统稳定性和动态性能，但没有完全消除稳态误差。</w:t>
+            </w:r>
+          </w:p>
+          <w:p>
+            <w:pPr>
+              <w:rPr>
+                <w:szCs w:val="21"/>
+              </w:rPr>
+            </w:pPr>
+            <w:r>
+              <w:rPr>
+                <w:szCs w:val="21"/>
+              </w:rPr>
+              <w:pict w14:anchorId="0C965563">
+                <v:rect id="_x0000_i1025" style="width:0;height:1.5pt" o:hralign="center" o:hrstd="t" o:hr="t" fillcolor="#a0a0a0" stroked="f"/>
+              </w:pict>
+            </w:r>
+          </w:p>
+          <w:p>
+            <w:pPr>
+              <w:rPr>
+                <w:b/>
+                <w:bCs/>
+                <w:szCs w:val="21"/>
+              </w:rPr>
+            </w:pPr>
+            <w:r>
+              <w:rPr>
+                <w:b/>
+                <w:bCs/>
+                <w:szCs w:val="21"/>
+              </w:rPr>
+              <w:t>二、定量分析</w:t>
+            </w:r>
+          </w:p>
+          <w:p>
+            <w:pPr>
+              <w:rPr>
+                <w:szCs w:val="21"/>
+              </w:rPr>
+            </w:pPr>
+            <w:r>
+              <w:rPr>
+                <w:szCs w:val="21"/>
+              </w:rPr>
+              <w:t>由仿真曲线可读出：</w:t>
+            </w:r>
+          </w:p>
+          <w:tbl>
+            <w:tblPr>
+              <w:tblStyle w:val="a7"/>
+              <w:tblW w:w="0" w:type="auto"/>
+              <w:tblLook w:val="04A0" w:firstRow="1" w:lastRow="0" w:firstColumn="1" w:lastColumn="0" w:noHBand="0" w:noVBand="1"/>
+            </w:tblPr>
+            <w:tblGrid>
+              <w:gridCol w:w="2531"/>
+              <w:gridCol w:w="1895"/>
+            </w:tblGrid>
+            <w:tr>
+              <w:tc>
+                <w:tcPr>
+                  <w:tcW w:w="0" w:type="auto"/>
+                  <w:hideMark/>
+                </w:tcPr>
+                <w:p>
+                  <w:pPr>
+                    <w:spacing w:after="160" w:line="278" w:lineRule="auto"/>
+                    <w:rPr>
+                      <w:b/>
+                      <w:bCs/>
+                      <w:szCs w:val="21"/>
+                    </w:rPr>
+                  </w:pPr>
+                  <w:r>
+                    <w:rPr>
+                      <w:b/>
+                      <w:bCs/>
+                      <w:szCs w:val="21"/>
+                    </w:rPr>
+                    <w:t>指标</w:t>
+                  </w:r>
+                </w:p>
+              </w:tc>
+              <w:tc>
+                <w:tcPr>
+                  <w:tcW w:w="0" w:type="auto"/>
+                  <w:hideMark/>
+                </w:tcPr>
+                <w:p>
+                  <w:pPr>
+                    <w:spacing w:after="160" w:line="278" w:lineRule="auto"/>
+                    <w:rPr>
+                      <w:b/>
+                      <w:bCs/>
+                      <w:szCs w:val="21"/>
+                    </w:rPr>
+                  </w:pPr>
+                  <w:r>
+                    <w:rPr>
+                      <w:b/>
+                      <w:bCs/>
+                      <w:szCs w:val="21"/>
+                    </w:rPr>
+                    <w:t>近似数值</w:t>
+                  </w:r>
+                </w:p>
+              </w:tc>
+            </w:tr>
+            <w:tr>
+              <w:tc>
+                <w:tcPr>
+                  <w:tcW w:w="0" w:type="auto"/>
+                  <w:hideMark/>
+                </w:tcPr>
+                <w:p>
+                  <w:pPr>
+                    <w:spacing w:after="160" w:line="278" w:lineRule="auto"/>
+                    <w:rPr>
+                      <w:szCs w:val="21"/>
+                    </w:rPr>
+                  </w:pPr>
+                  <w:r>
+                    <w:rPr>
+                      <w:szCs w:val="21"/>
+                    </w:rPr>
+                    <w:lastRenderedPageBreak/>
+                    <w:t>输入阶跃值</w:t>
+                  </w:r>
+                </w:p>
+              </w:tc>
+              <w:tc>
+                <w:tcPr>
+                  <w:tcW w:w="0" w:type="auto"/>
+                  <w:hideMark/>
+                </w:tcPr>
+                <w:p>
+                  <w:pPr>
+                    <w:spacing w:after="160" w:line="278" w:lineRule="auto"/>
+                    <w:rPr>
+                      <w:szCs w:val="21"/>
+                    </w:rPr>
+                  </w:pPr>
+                  <m:oMathPara>
+                    <m:oMath>
+                      <m:r>
+                        <w:rPr>
+                          <w:rFonts w:ascii="Cambria Math" w:hAnsi="Cambria Math"/>
+                          <w:szCs w:val="21"/>
+                        </w:rPr>
+                        <m:t>1</m:t>
+                      </m:r>
+                    </m:oMath>
+                  </m:oMathPara>
+                </w:p>
+              </w:tc>
+            </w:tr>
+            <w:tr>
+              <w:tc>
+                <w:tcPr>
+                  <w:tcW w:w="0" w:type="auto"/>
+                  <w:hideMark/>
+                </w:tcPr>
+                <w:p>
+                  <w:pPr>
+                    <w:spacing w:after="160" w:line="278" w:lineRule="auto"/>
+                    <w:rPr>
+                      <w:szCs w:val="21"/>
+                    </w:rPr>
+                  </w:pPr>
+                  <w:r>
+                    <w:rPr>
+                      <w:szCs w:val="21"/>
+                    </w:rPr>
+                    <w:t>稳态值</w:t>
+                  </w:r>
+                  <w:r>
+                    <w:rPr>
+                      <w:szCs w:val="21"/>
+                    </w:rPr>
+                    <w:t xml:space="preserve"> </w:t>
+                  </w:r>
+                  <m:oMath>
+                    <m:r>
+                      <w:rPr>
+                        <w:rFonts w:ascii="Cambria Math" w:hAnsi="Cambria Math"/>
+                        <w:szCs w:val="21"/>
+                      </w:rPr>
+                      <m:t>y(</m:t>
+                    </m:r>
+                    <m:r>
+                      <m:rPr>
+                        <m:sty m:val="p"/>
+                      </m:rPr>
+                      <w:rPr>
+                        <w:rFonts w:ascii="Cambria Math" w:hAnsi="Cambria Math"/>
+                        <w:szCs w:val="21"/>
+                      </w:rPr>
+                      <m:t>∞</m:t>
+                    </m:r>
+                    <m:r>
+                      <w:rPr>
+                        <w:rFonts w:ascii="Cambria Math" w:hAnsi="Cambria Math"/>
+                        <w:szCs w:val="21"/>
+                      </w:rPr>
+                      <m:t>)</m:t>
+                    </m:r>
+                  </m:oMath>
+                </w:p>
+              </w:tc>
+              <w:tc>
+                <w:tcPr>
+                  <w:tcW w:w="0" w:type="auto"/>
+                  <w:hideMark/>
+                </w:tcPr>
+                <w:p>
+                  <w:pPr>
+                    <w:spacing w:after="160" w:line="278" w:lineRule="auto"/>
+                    <w:rPr>
+                      <w:szCs w:val="21"/>
+                    </w:rPr>
+                  </w:pPr>
+                  <w:r>
+                    <w:rPr>
+                      <w:szCs w:val="21"/>
+                    </w:rPr>
+                    <w:t>约</w:t>
+                  </w:r>
+                  <w:r>
+                    <w:rPr>
+                      <w:szCs w:val="21"/>
+                    </w:rPr>
+                    <w:t xml:space="preserve"> </w:t>
+                  </w:r>
+                  <m:oMath>
+                    <m:r>
+                      <w:rPr>
+                        <w:rFonts w:ascii="Cambria Math" w:hAnsi="Cambria Math"/>
+                        <w:szCs w:val="21"/>
+                      </w:rPr>
+                      <m:t>1.10∼1.11</m:t>
+                    </m:r>
+                  </m:oMath>
+                </w:p>
+              </w:tc>
+            </w:tr>
+            <w:tr>
+              <w:tc>
+                <w:tcPr>
+                  <w:tcW w:w="0" w:type="auto"/>
+                  <w:hideMark/>
+                </w:tcPr>
+                <w:p>
+                  <w:pPr>
+                    <w:spacing w:after="160" w:line="278" w:lineRule="auto"/>
+                    <w:rPr>
+                      <w:szCs w:val="21"/>
+                    </w:rPr>
+                  </w:pPr>
+                  <w:r>
+                    <w:rPr>
+                      <w:szCs w:val="21"/>
+                    </w:rPr>
+                    <w:t>峰值</w:t>
+                  </w:r>
+                  <w:r>
+                    <w:rPr>
+                      <w:szCs w:val="21"/>
+                    </w:rPr>
+                    <w:t xml:space="preserve"> </w:t>
+                  </w:r>
+                  <m:oMath>
+                    <m:sSub>
+                      <m:sSubPr>
+                        <m:ctrlPr>
+                          <w:rPr>
+                            <w:rFonts w:ascii="Cambria Math" w:hAnsi="Cambria Math"/>
+                            <w:szCs w:val="21"/>
+                          </w:rPr>
+                        </m:ctrlPr>
+                      </m:sSubPr>
+                      <m:e>
+                        <m:r>
+                          <w:rPr>
+                            <w:rFonts w:ascii="Cambria Math" w:hAnsi="Cambria Math"/>
+                            <w:szCs w:val="21"/>
+                          </w:rPr>
+                          <m:t>y</m:t>
+                        </m:r>
+                      </m:e>
+                      <m:sub>
+                        <m:r>
+                          <m:rPr>
+                            <m:sty m:val="p"/>
+                          </m:rPr>
+                          <w:rPr>
+                            <w:rFonts w:ascii="Cambria Math" w:hAnsi="Cambria Math"/>
+                            <w:szCs w:val="21"/>
+                          </w:rPr>
+                          <m:t>max</m:t>
+                        </m:r>
+                      </m:sub>
+                    </m:sSub>
+                  </m:oMath>
+                </w:p>
+              </w:tc>
+              <w:tc>
+                <w:tcPr>
+                  <w:tcW w:w="0" w:type="auto"/>
+                  <w:hideMark/>
+                </w:tcPr>
+                <w:p>
+                  <w:pPr>
+                    <w:spacing w:after="160" w:line="278" w:lineRule="auto"/>
+                    <w:rPr>
+                      <w:szCs w:val="21"/>
+                    </w:rPr>
+                  </w:pPr>
+                  <w:r>
+                    <w:rPr>
+                      <w:szCs w:val="21"/>
+                    </w:rPr>
+                    <w:t>约</w:t>
+                  </w:r>
+                  <w:r>
+                    <w:rPr>
+                      <w:szCs w:val="21"/>
+                    </w:rPr>
+                    <w:t xml:space="preserve"> </w:t>
+                  </w:r>
+                  <m:oMath>
+                    <m:r>
+                      <w:rPr>
+                        <w:rFonts w:ascii="Cambria Math" w:hAnsi="Cambria Math"/>
+                        <w:szCs w:val="21"/>
+                      </w:rPr>
+                      <m:t>1.27</m:t>
+                    </m:r>
+                  </m:oMath>
+                </w:p>
+              </w:tc>
+            </w:tr>
+            <w:tr>
+              <w:tc>
+                <w:tcPr>
+                  <w:tcW w:w="0" w:type="auto"/>
+                  <w:hideMark/>
+                </w:tcPr>
+                <w:p>
+                  <w:pPr>
+                    <w:spacing w:after="160" w:line="278" w:lineRule="auto"/>
+                    <w:rPr>
+                      <w:szCs w:val="21"/>
+                    </w:rPr>
+                  </w:pPr>
+                  <w:r>
+                    <w:rPr>
+                      <w:szCs w:val="21"/>
+                    </w:rPr>
+                    <w:t>峰值时间</w:t>
+                  </w:r>
+                  <w:r>
+                    <w:rPr>
+                      <w:szCs w:val="21"/>
+                    </w:rPr>
+                    <w:t xml:space="preserve"> </w:t>
+                  </w:r>
+                  <m:oMath>
+                    <m:sSub>
+                      <m:sSubPr>
+                        <m:ctrlPr>
+                          <w:rPr>
+                            <w:rFonts w:ascii="Cambria Math" w:hAnsi="Cambria Math"/>
+                            <w:szCs w:val="21"/>
+                          </w:rPr>
+                        </m:ctrlPr>
+                      </m:sSubPr>
+                      <m:e>
+                        <m:r>
+                          <w:rPr>
+                            <w:rFonts w:ascii="Cambria Math" w:hAnsi="Cambria Math"/>
+                            <w:szCs w:val="21"/>
+                          </w:rPr>
+                          <m:t>t</m:t>
+                        </m:r>
+                      </m:e>
+                      <m:sub>
+                        <m:r>
+                          <w:rPr>
+                            <w:rFonts w:ascii="Cambria Math" w:hAnsi="Cambria Math"/>
+                            <w:szCs w:val="21"/>
+                          </w:rPr>
+                          <m:t>p</m:t>
+                        </m:r>
+                      </m:sub>
+                    </m:sSub>
+                  </m:oMath>
+                </w:p>
+              </w:tc>
+              <w:tc>
+                <w:tcPr>
+                  <w:tcW w:w="0" w:type="auto"/>
+                  <w:hideMark/>
+                </w:tcPr>
+                <w:p>
+                  <w:pPr>
+                    <w:spacing w:after="160" w:line="278" w:lineRule="auto"/>
+                    <w:rPr>
+                      <w:szCs w:val="21"/>
+                    </w:rPr>
+                  </w:pPr>
+                  <w:r>
+                    <w:rPr>
+                      <w:szCs w:val="21"/>
+                    </w:rPr>
+                    <w:t>约</w:t>
+                  </w:r>
+                  <w:r>
+                    <w:rPr>
+                      <w:szCs w:val="21"/>
+                    </w:rPr>
+                    <w:t xml:space="preserve"> </w:t>
+                  </w:r>
+                  <m:oMath>
+                    <m:r>
+                      <w:rPr>
+                        <w:rFonts w:ascii="Cambria Math" w:hAnsi="Cambria Math"/>
+                        <w:szCs w:val="21"/>
+                      </w:rPr>
+                      <m:t>0.08s</m:t>
+                    </m:r>
+                  </m:oMath>
+                </w:p>
+              </w:tc>
+            </w:tr>
+            <w:tr>
+              <w:tc>
+                <w:tcPr>
+                  <w:tcW w:w="0" w:type="auto"/>
+                  <w:hideMark/>
+                </w:tcPr>
+                <w:p>
+                  <w:pPr>
+                    <w:spacing w:after="160" w:line="278" w:lineRule="auto"/>
+                    <w:rPr>
+                      <w:szCs w:val="21"/>
+                    </w:rPr>
+                  </w:pPr>
+                  <w:r>
+                    <w:rPr>
+                      <w:szCs w:val="21"/>
+                    </w:rPr>
+                    <w:t>调节时间</w:t>
+                  </w:r>
+                  <w:r>
+                    <w:rPr>
+                      <w:szCs w:val="21"/>
+                    </w:rPr>
+                    <w:t xml:space="preserve"> </w:t>
+                  </w:r>
+                  <m:oMath>
+                    <m:sSub>
+                      <m:sSubPr>
+                        <m:ctrlPr>
+                          <w:rPr>
+                            <w:rFonts w:ascii="Cambria Math" w:hAnsi="Cambria Math"/>
+                            <w:szCs w:val="21"/>
+                          </w:rPr>
+                        </m:ctrlPr>
+                      </m:sSubPr>
+                      <m:e>
+                        <m:r>
+                          <w:rPr>
+                            <w:rFonts w:ascii="Cambria Math" w:hAnsi="Cambria Math"/>
+                            <w:szCs w:val="21"/>
+                          </w:rPr>
+                          <m:t>t</m:t>
+                        </m:r>
+                      </m:e>
+                      <m:sub>
+                        <m:r>
+                          <w:rPr>
+                            <w:rFonts w:ascii="Cambria Math" w:hAnsi="Cambria Math"/>
+                            <w:szCs w:val="21"/>
+                          </w:rPr>
+                          <m:t>s</m:t>
+                        </m:r>
+                      </m:sub>
+                    </m:sSub>
+                  </m:oMath>
+                </w:p>
+              </w:tc>
+              <w:tc>
+                <w:tcPr>
+                  <w:tcW w:w="0" w:type="auto"/>
+                  <w:hideMark/>
+                </w:tcPr>
+                <w:p>
+                  <w:pPr>
+                    <w:spacing w:after="160" w:line="278" w:lineRule="auto"/>
+                    <w:rPr>
+                      <w:szCs w:val="21"/>
+                    </w:rPr>
+                  </w:pPr>
+                  <w:r>
+                    <w:rPr>
+                      <w:szCs w:val="21"/>
+                    </w:rPr>
+                    <w:t>约</w:t>
+                  </w:r>
+                  <w:r>
+                    <w:rPr>
+                      <w:szCs w:val="21"/>
+                    </w:rPr>
+                    <w:t xml:space="preserve"> </w:t>
+                  </w:r>
+                  <m:oMath>
+                    <m:r>
+                      <w:rPr>
+                        <w:rFonts w:ascii="Cambria Math" w:hAnsi="Cambria Math"/>
+                        <w:szCs w:val="21"/>
+                      </w:rPr>
+                      <m:t>0.25s∼0.30s</m:t>
+                    </m:r>
+                  </m:oMath>
+                </w:p>
+              </w:tc>
+            </w:tr>
+            <w:tr>
+              <w:tc>
+                <w:tcPr>
+                  <w:tcW w:w="0" w:type="auto"/>
+                  <w:hideMark/>
+                </w:tcPr>
+                <w:p>
+                  <w:pPr>
+                    <w:spacing w:after="160" w:line="278" w:lineRule="auto"/>
+                    <w:rPr>
+                      <w:szCs w:val="21"/>
+                    </w:rPr>
+                  </w:pPr>
+                  <w:r>
+                    <w:rPr>
+                      <w:szCs w:val="21"/>
+                    </w:rPr>
+                    <w:t>稳态误差</w:t>
+                  </w:r>
+                  <w:r>
+                    <w:rPr>
+                      <w:szCs w:val="21"/>
+                    </w:rPr>
+                    <w:t xml:space="preserve"> </w:t>
+                  </w:r>
+                  <m:oMath>
+                    <m:sSub>
+                      <m:sSubPr>
+                        <m:ctrlPr>
+                          <w:rPr>
+                            <w:rFonts w:ascii="Cambria Math" w:hAnsi="Cambria Math"/>
+                            <w:szCs w:val="21"/>
+                          </w:rPr>
+                        </m:ctrlPr>
+                      </m:sSubPr>
+                      <m:e>
+                        <m:r>
+                          <w:rPr>
+                            <w:rFonts w:ascii="Cambria Math" w:hAnsi="Cambria Math"/>
+                            <w:szCs w:val="21"/>
+                          </w:rPr>
+                          <m:t>e</m:t>
+                        </m:r>
+                      </m:e>
+                      <m:sub>
+                        <m:r>
+                          <w:rPr>
+                            <w:rFonts w:ascii="Cambria Math" w:hAnsi="Cambria Math"/>
+                            <w:szCs w:val="21"/>
+                          </w:rPr>
+                          <m:t>ss</m:t>
+                        </m:r>
+                      </m:sub>
+                    </m:sSub>
+                    <m:r>
+                      <w:rPr>
+                        <w:rFonts w:ascii="Cambria Math" w:hAnsi="Cambria Math"/>
+                        <w:szCs w:val="21"/>
+                      </w:rPr>
+                      <m:t>=1-y(</m:t>
+                    </m:r>
+                    <m:r>
+                      <m:rPr>
+                        <m:sty m:val="p"/>
+                      </m:rPr>
+                      <w:rPr>
+                        <w:rFonts w:ascii="Cambria Math" w:hAnsi="Cambria Math"/>
+                        <w:szCs w:val="21"/>
+                      </w:rPr>
+                      <m:t>∞</m:t>
+                    </m:r>
+                    <m:r>
+                      <w:rPr>
+                        <w:rFonts w:ascii="Cambria Math" w:hAnsi="Cambria Math"/>
+                        <w:szCs w:val="21"/>
+                      </w:rPr>
+                      <m:t>)</m:t>
+                    </m:r>
+                  </m:oMath>
+                </w:p>
+              </w:tc>
+              <w:tc>
+                <w:tcPr>
+                  <w:tcW w:w="0" w:type="auto"/>
+                  <w:hideMark/>
+                </w:tcPr>
+                <w:p>
+                  <w:pPr>
+                    <w:spacing w:after="160" w:line="278" w:lineRule="auto"/>
+                    <w:rPr>
+                      <w:szCs w:val="21"/>
+                    </w:rPr>
+                  </w:pPr>
+                  <w:r>
+                    <w:rPr>
+                      <w:szCs w:val="21"/>
+                    </w:rPr>
+                    <w:t>约</w:t>
+                  </w:r>
+                  <w:r>
+                    <w:rPr>
+                      <w:szCs w:val="21"/>
+                    </w:rPr>
+                    <w:t xml:space="preserve"> </w:t>
+                  </w:r>
+                  <m:oMath>
+                    <m:r>
+                      <w:rPr>
+                        <w:rFonts w:ascii="Cambria Math" w:hAnsi="Cambria Math"/>
+                        <w:szCs w:val="21"/>
+                      </w:rPr>
+                      <m:t>-0.10∼-0.11</m:t>
+                    </m:r>
+                  </m:oMath>
+                </w:p>
+              </w:tc>
+            </w:tr>
+          </w:tbl>
+          <w:p>
+            <w:pPr>
+              <w:rPr>
+                <w:szCs w:val="21"/>
+              </w:rPr>
+            </w:pPr>
+            <w:r>
+              <w:rPr>
+                <w:szCs w:val="21"/>
+              </w:rPr>
+              <w:pict w14:anchorId="7E566B1D">
+                <v:rect id="_x0000_i1026" style="width:0;height:1.5pt" o:hralign="center" o:hrstd="t" o:hr="t" fillcolor="#a0a0a0" stroked="f"/>
+              </w:pict>
+            </w:r>
+          </w:p>
+          <w:p>
+            <w:pPr>
+              <w:rPr>
+                <w:b/>
+                <w:bCs/>
+                <w:szCs w:val="21"/>
+              </w:rPr>
+            </w:pPr>
+            <w:r>
+              <w:rPr>
+                <w:b/>
+                <w:bCs/>
+                <w:szCs w:val="21"/>
+              </w:rPr>
+              <w:t>三、超调量计算</w:t>
+            </w:r>
+          </w:p>
+          <w:p>
+            <w:pPr>
+              <w:rPr>
+                <w:szCs w:val="21"/>
+              </w:rPr>
+            </w:pPr>
+            <w:r>
+              <w:rPr>
+                <w:szCs w:val="21"/>
+              </w:rPr>
+              <w:t>超调量按稳态值计算：</w:t>
+            </w:r>
+          </w:p>
+          <w:p>
+            <w:pPr>
+              <w:rPr>
+                <w:szCs w:val="21"/>
+              </w:rPr>
+            </w:pPr>
+            <m:oMathPara>
+              <m:oMath>
+                <m:r>
+                  <w:rPr>
+                    <w:rFonts w:ascii="Cambria Math" w:hAnsi="Cambria Math"/>
+                    <w:szCs w:val="21"/>
+                  </w:rPr>
+                  <m:t>σ</m:t>
+                </m:r>
+                <m:r>
+                  <m:rPr>
+                    <m:sty m:val="p"/>
+                  </m:rPr>
+                  <w:rPr>
+                    <w:rFonts w:ascii="Cambria Math" w:hAnsi="Cambria Math"/>
+                    <w:szCs w:val="21"/>
+                  </w:rPr>
+                  <m:t>%</m:t>
+                </m:r>
+                <m:r>
+                  <w:rPr>
+                    <w:rFonts w:ascii="Cambria Math" w:hAnsi="Cambria Math"/>
+                    <w:szCs w:val="21"/>
+                  </w:rPr>
+                  <m:t>=</m:t>
+                </m:r>
+                <m:f>
+                  <m:fPr>
+                    <m:ctrlPr>
+                      <w:rPr>
+                        <w:rFonts w:ascii="Cambria Math" w:hAnsi="Cambria Math"/>
+                        <w:szCs w:val="21"/>
+                      </w:rPr>
+                    </m:ctrlPr>
+                  </m:fPr>
+                  <m:num>
+                    <m:sSub>
+                      <m:sSubPr>
+                        <m:ctrlPr>
+                          <w:rPr>
+                            <w:rFonts w:ascii="Cambria Math" w:hAnsi="Cambria Math"/>
+                            <w:szCs w:val="21"/>
+                          </w:rPr>
+                        </m:ctrlPr>
+                      </m:sSubPr>
+                      <m:e>
+                        <m:r>
+                          <w:rPr>
+                            <w:rFonts w:ascii="Cambria Math" w:hAnsi="Cambria Math"/>
+                            <w:szCs w:val="21"/>
+                          </w:rPr>
+                          <m:t>y</m:t>
+                        </m:r>
+                      </m:e>
+                      <m:sub>
+                        <m:r>
+                          <m:rPr>
+                            <m:sty m:val="p"/>
+                          </m:rPr>
+                          <w:rPr>
+                            <w:rFonts w:ascii="Cambria Math" w:hAnsi="Cambria Math"/>
+                            <w:szCs w:val="21"/>
+                          </w:rPr>
+                          <m:t>max</m:t>
+                        </m:r>
+                      </m:sub>
+                    </m:sSub>
+                    <m:r>
+                      <w:rPr>
+                        <w:rFonts w:ascii="Cambria Math" w:hAnsi="Cambria Math"/>
+                        <w:szCs w:val="21"/>
+                      </w:rPr>
+                      <m:t>-y(</m:t>
+                    </m:r>
+                    <m:r>
+                      <m:rPr>
+                        <m:sty m:val="p"/>
+                      </m:rPr>
+                      <w:rPr>
+                        <w:rFonts w:ascii="Cambria Math" w:hAnsi="Cambria Math"/>
+                        <w:szCs w:val="21"/>
+                      </w:rPr>
+                      <m:t>∞</m:t>
+                    </m:r>
+                    <m:r>
+                      <w:rPr>
+                        <w:rFonts w:ascii="Cambria Math" w:hAnsi="Cambria Math"/>
+                        <w:szCs w:val="21"/>
+                      </w:rPr>
+                      <m:t>)</m:t>
+                    </m:r>
+                  </m:num>
+                  <m:den>
+                    <m:r>
+                      <w:rPr>
+                        <w:rFonts w:ascii="Cambria Math" w:hAnsi="Cambria Math"/>
+                        <w:szCs w:val="21"/>
+                      </w:rPr>
+                      <m:t>y(</m:t>
+                    </m:r>
+                    <m:r>
+                      <m:rPr>
+                        <m:sty m:val="p"/>
+                      </m:rPr>
+                      <w:rPr>
+                        <w:rFonts w:ascii="Cambria Math" w:hAnsi="Cambria Math"/>
+                        <w:szCs w:val="21"/>
+                      </w:rPr>
+                      <m:t>∞</m:t>
+                    </m:r>
+                    <m:r>
+                      <w:rPr>
+                        <w:rFonts w:ascii="Cambria Math" w:hAnsi="Cambria Math"/>
+                        <w:szCs w:val="21"/>
+                      </w:rPr>
+                      <m:t>)</m:t>
+                    </m:r>
+                  </m:den>
+                </m:f>
+                <m:r>
+                  <w:rPr>
+                    <w:rFonts w:ascii="Cambria Math" w:hAnsi="Cambria Math"/>
+                    <w:szCs w:val="21"/>
+                  </w:rPr>
+                  <m:t>×100</m:t>
+                </m:r>
+                <m:r>
+                  <m:rPr>
+                    <m:sty m:val="p"/>
+                  </m:rPr>
+                  <w:rPr>
+                    <w:rFonts w:ascii="Cambria Math" w:hAnsi="Cambria Math"/>
+                    <w:szCs w:val="21"/>
+                  </w:rPr>
+                  <m:t>%</m:t>
+                </m:r>
+              </m:oMath>
+            </m:oMathPara>
+          </w:p>
+          <w:p>
+            <w:pPr>
+              <w:rPr>
+                <w:szCs w:val="21"/>
+              </w:rPr>
+            </w:pPr>
+            <w:r>
+              <w:rPr>
+                <w:szCs w:val="21"/>
+              </w:rPr>
+              <w:t>代入近似数据：</w:t>
+            </w:r>
+          </w:p>
+          <w:p>
+            <w:pPr>
+              <w:rPr>
+                <w:szCs w:val="21"/>
+              </w:rPr>
+            </w:pPr>
+            <m:oMathPara>
+              <m:oMath>
+                <m:r>
+                  <w:rPr>
+                    <w:rFonts w:ascii="Cambria Math" w:hAnsi="Cambria Math"/>
+                    <w:szCs w:val="21"/>
+                  </w:rPr>
+                  <m:t>σ</m:t>
+                </m:r>
+                <m:r>
+                  <m:rPr>
+                    <m:sty m:val="p"/>
+                  </m:rPr>
+                  <w:rPr>
+                    <w:rFonts w:ascii="Cambria Math" w:hAnsi="Cambria Math"/>
+                    <w:szCs w:val="21"/>
+                  </w:rPr>
+                  <m:t>%</m:t>
+                </m:r>
+                <m:r>
+                  <w:rPr>
+                    <w:rFonts w:ascii="Cambria Math" w:hAnsi="Cambria Math"/>
+                    <w:szCs w:val="21"/>
+                  </w:rPr>
+                  <m:t>=</m:t>
+                </m:r>
+                <m:f>
+                  <m:fPr>
+                    <m:ctrlPr>
+                      <w:rPr>
+                        <w:rFonts w:ascii="Cambria Math" w:hAnsi="Cambria Math"/>
+                        <w:szCs w:val="21"/>
+                      </w:rPr>
+                    </m:ctrlPr>
+                  </m:fPr>
+                  <m:num>
+                    <m:r>
+                      <w:rPr>
+                        <w:rFonts w:ascii="Cambria Math" w:hAnsi="Cambria Math"/>
+                        <w:szCs w:val="21"/>
+                      </w:rPr>
+                      <m:t>1.27-1.11</m:t>
+                    </m:r>
+                  </m:num>
+                  <m:den>
+                    <m:r>
+                      <w:rPr>
+                        <w:rFonts w:ascii="Cambria Math" w:hAnsi="Cambria Math"/>
+                        <w:szCs w:val="21"/>
+                      </w:rPr>
+                      <m:t>1.11</m:t>
+                    </m:r>
+                  </m:den>
+                </m:f>
+                <m:r>
+                  <w:rPr>
+                    <w:rFonts w:ascii="Cambria Math" w:hAnsi="Cambria Math"/>
+                    <w:szCs w:val="21"/>
+                  </w:rPr>
+                  <m:t>×100</m:t>
+                </m:r>
+                <m:r>
+                  <m:rPr>
+                    <m:sty m:val="p"/>
+                  </m:rPr>
+                  <w:rPr>
+                    <w:rFonts w:ascii="Cambria Math" w:hAnsi="Cambria Math"/>
+                    <w:szCs w:val="21"/>
+                  </w:rPr>
+                  <m:t>%</m:t>
+                </m:r>
+                <m:r>
+                  <m:rPr>
+                    <m:sty m:val="p"/>
+                  </m:rPr>
+                  <w:rPr>
+                    <w:szCs w:val="21"/>
+                  </w:rPr>
+                  <w:br/>
+                </m:r>
+              </m:oMath>
+              <m:oMath>
+                <m:r>
+                  <w:rPr>
+                    <w:rFonts w:ascii="Cambria Math" w:hAnsi="Cambria Math"/>
+                    <w:szCs w:val="21"/>
+                  </w:rPr>
+                  <m:t>σ</m:t>
+                </m:r>
+                <m:r>
+                  <m:rPr>
+                    <m:sty m:val="p"/>
+                  </m:rPr>
+                  <w:rPr>
+                    <w:rFonts w:ascii="Cambria Math" w:hAnsi="Cambria Math"/>
+                    <w:szCs w:val="21"/>
+                  </w:rPr>
+                  <m:t>%</m:t>
+                </m:r>
+                <m:r>
+                  <w:rPr>
+                    <w:rFonts w:ascii="Cambria Math" w:hAnsi="Cambria Math"/>
+                    <w:szCs w:val="21"/>
+                  </w:rPr>
+                  <m:t>≈14.4</m:t>
+                </m:r>
+                <m:r>
+                  <m:rPr>
+                    <m:sty m:val="p"/>
+                  </m:rPr>
+                  <w:rPr>
+                    <w:rFonts w:ascii="Cambria Math" w:hAnsi="Cambria Math"/>
+                    <w:szCs w:val="21"/>
+                  </w:rPr>
+                  <m:t>%</m:t>
+                </m:r>
+              </m:oMath>
+            </m:oMathPara>
+          </w:p>
+          <w:p>
+            <w:pPr>
+              <w:rPr>
+                <w:szCs w:val="21"/>
+              </w:rPr>
+            </w:pPr>
+            <w:r>
+              <w:rPr>
+                <w:szCs w:val="21"/>
+              </w:rPr>
+              <w:t>所以系统超调量约为：</w:t>
+            </w:r>
+          </w:p>
+          <w:p>
+            <w:pPr>
+              <w:rPr>
+                <w:szCs w:val="21"/>
+              </w:rPr>
+            </w:pPr>
+            <m:oMathPara>
+              <m:oMath>
+                <m:r>
+                  <w:rPr>
+                    <w:rFonts w:ascii="Cambria Math" w:hAnsi="Cambria Math"/>
+                    <w:szCs w:val="21"/>
+                  </w:rPr>
+                  <m:t>14</m:t>
+                </m:r>
+                <m:r>
+                  <m:rPr>
+                    <m:sty m:val="p"/>
+                  </m:rPr>
+                  <w:rPr>
+                    <w:rFonts w:ascii="Cambria Math" w:hAnsi="Cambria Math"/>
+                    <w:szCs w:val="21"/>
+                  </w:rPr>
+                  <m:t>%</m:t>
+                </m:r>
+                <m:r>
+                  <w:rPr>
+                    <w:rFonts w:ascii="Cambria Math" w:hAnsi="Cambria Math"/>
+                    <w:szCs w:val="21"/>
+                  </w:rPr>
+                  <m:t>∼15</m:t>
+                </m:r>
+                <m:r>
+                  <m:rPr>
+                    <m:sty m:val="p"/>
+                  </m:rPr>
+                  <w:rPr>
+                    <w:rFonts w:ascii="Cambria Math" w:hAnsi="Cambria Math"/>
+                    <w:szCs w:val="21"/>
+                  </w:rPr>
+                  <m:t>%</m:t>
+                </m:r>
+              </m:oMath>
+            </m:oMathPara>
+          </w:p>
+          <w:p>
+            <w:pPr>
+              <w:rPr>
+                <w:szCs w:val="21"/>
+              </w:rPr>
+            </w:pPr>
+            <w:r>
+              <w:rPr>
+                <w:szCs w:val="21"/>
+              </w:rPr>
+              <w:pict w14:anchorId="5458218F">
+                <v:rect id="_x0000_i1027" style="width:0;height:1.5pt" o:hralign="center" o:hrstd="t" o:hr="t" fillcolor="#a0a0a0" stroked="f"/>
+              </w:pict>
+            </w:r>
+          </w:p>
+          <w:p>
+            <w:pPr>
+              <w:rPr>
+                <w:b/>
+                <w:bCs/>
+                <w:szCs w:val="21"/>
+              </w:rPr>
+            </w:pPr>
+            <w:r>
+              <w:rPr>
+                <w:b/>
+                <w:bCs/>
+                <w:szCs w:val="21"/>
+              </w:rPr>
+              <w:t>四、稳态误差分析</w:t>
+            </w:r>
+          </w:p>
+          <w:p>
+            <w:pPr>
+              <w:rPr>
+                <w:szCs w:val="21"/>
+              </w:rPr>
+            </w:pPr>
+            <w:r>
+              <w:rPr>
+                <w:szCs w:val="21"/>
+              </w:rPr>
+              <w:t>单位阶跃输入为：</w:t>
+            </w:r>
+          </w:p>
+          <w:p>
+            <w:pPr>
+              <w:rPr>
+                <w:szCs w:val="21"/>
+              </w:rPr>
+            </w:pPr>
+            <m:oMathPara>
+              <m:oMath>
+                <m:r>
+                  <w:rPr>
+                    <w:rFonts w:ascii="Cambria Math" w:hAnsi="Cambria Math"/>
+                    <w:szCs w:val="21"/>
+                  </w:rPr>
+                  <m:t>r(t)=1</m:t>
+                </m:r>
+              </m:oMath>
+            </m:oMathPara>
+          </w:p>
+          <w:p>
+            <w:pPr>
+              <w:rPr>
+                <w:szCs w:val="21"/>
+              </w:rPr>
+            </w:pPr>
+            <w:r>
+              <w:rPr>
+                <w:szCs w:val="21"/>
+              </w:rPr>
+              <w:t>仿真稳态输出约为：</w:t>
+            </w:r>
+          </w:p>
+          <w:p>
+            <w:pPr>
+              <w:rPr>
+                <w:szCs w:val="21"/>
+              </w:rPr>
+            </w:pPr>
+            <m:oMathPara>
+              <m:oMath>
+                <m:r>
+                  <w:rPr>
+                    <w:rFonts w:ascii="Cambria Math" w:hAnsi="Cambria Math"/>
+                    <w:szCs w:val="21"/>
+                  </w:rPr>
+                  <m:t>y(</m:t>
+                </m:r>
+                <m:r>
+                  <m:rPr>
+                    <m:sty m:val="p"/>
+                  </m:rPr>
+                  <w:rPr>
+                    <w:rFonts w:ascii="Cambria Math" w:hAnsi="Cambria Math"/>
+                    <w:szCs w:val="21"/>
+                  </w:rPr>
+                  <m:t>∞</m:t>
+                </m:r>
+                <m:r>
+                  <w:rPr>
+                    <w:rFonts w:ascii="Cambria Math" w:hAnsi="Cambria Math"/>
+                    <w:szCs w:val="21"/>
+                  </w:rPr>
+                  <m:t>)≈1.11</m:t>
+                </m:r>
+              </m:oMath>
+            </m:oMathPara>
+          </w:p>
+          <w:p>
+            <w:pPr>
+              <w:rPr>
+                <w:szCs w:val="21"/>
+              </w:rPr>
+            </w:pPr>
+            <w:r>
+              <w:rPr>
+                <w:szCs w:val="21"/>
+              </w:rPr>
+              <w:t>因此稳态误差为：</w:t>
+            </w:r>
+          </w:p>
+          <w:p>
+            <w:pPr>
+              <w:rPr>
+                <w:szCs w:val="21"/>
+              </w:rPr>
+            </w:pPr>
+            <m:oMathPara>
+              <m:oMath>
+                <m:sSub>
+                  <m:sSubPr>
+                    <m:ctrlPr>
+                      <w:rPr>
+                        <w:rFonts w:ascii="Cambria Math" w:hAnsi="Cambria Math"/>
+                        <w:szCs w:val="21"/>
+                      </w:rPr>
+                    </m:ctrlPr>
+                  </m:sSubPr>
+                  <m:e>
+                    <m:r>
+                      <w:rPr>
+                        <w:rFonts w:ascii="Cambria Math" w:hAnsi="Cambria Math"/>
+                        <w:szCs w:val="21"/>
+                      </w:rPr>
+                      <m:t>e</m:t>
+                    </m:r>
+                  </m:e>
+                  <m:sub>
+                    <m:r>
+                      <w:rPr>
+                        <w:rFonts w:ascii="Cambria Math" w:hAnsi="Cambria Math"/>
+                        <w:szCs w:val="21"/>
+                      </w:rPr>
+                      <m:t>ss</m:t>
+                    </m:r>
+                  </m:sub>
+                </m:sSub>
+                <m:r>
+                  <w:rPr>
+                    <w:rFonts w:ascii="Cambria Math" w:hAnsi="Cambria Math"/>
+                    <w:szCs w:val="21"/>
+                  </w:rPr>
+                  <m:t>=r(</m:t>
+                </m:r>
+                <m:r>
+                  <m:rPr>
+                    <m:sty m:val="p"/>
+                  </m:rPr>
+                  <w:rPr>
+                    <w:rFonts w:ascii="Cambria Math" w:hAnsi="Cambria Math"/>
+                    <w:szCs w:val="21"/>
+                  </w:rPr>
+                  <m:t>∞</m:t>
+                </m:r>
+                <m:r>
+                  <w:rPr>
+                    <w:rFonts w:ascii="Cambria Math" w:hAnsi="Cambria Math"/>
+                    <w:szCs w:val="21"/>
+                  </w:rPr>
+                  <m:t>)-y(</m:t>
+                </m:r>
+                <m:r>
+                  <m:rPr>
+                    <m:sty m:val="p"/>
+                  </m:rPr>
+                  <w:rPr>
+                    <w:rFonts w:ascii="Cambria Math" w:hAnsi="Cambria Math"/>
+                    <w:szCs w:val="21"/>
+                  </w:rPr>
+                  <m:t>∞</m:t>
+                </m:r>
+                <m:r>
+                  <w:rPr>
+                    <w:rFonts w:ascii="Cambria Math" w:hAnsi="Cambria Math"/>
+                    <w:szCs w:val="21"/>
+                  </w:rPr>
+                  <m:t>)=1-1.11=-0.11</m:t>
+                </m:r>
+              </m:oMath>
+            </m:oMathPara>
+          </w:p>
+          <w:p>
+            <w:pPr>
+              <w:rPr>
+                <w:szCs w:val="21"/>
+              </w:rPr>
+            </w:pPr>
+            <w:r>
+              <w:rPr>
+                <w:szCs w:val="21"/>
+              </w:rPr>
+              <w:t>稳态误差绝对值为：</w:t>
+            </w:r>
+          </w:p>
+          <w:p>
+            <w:pPr>
+              <w:rPr>
+                <w:szCs w:val="21"/>
+              </w:rPr>
+            </w:pPr>
+            <m:oMathPara>
+              <m:oMath>
+                <m:r>
+                  <m:rPr>
+                    <m:sty m:val="p"/>
+                  </m:rPr>
+                  <w:rPr>
+                    <w:rFonts w:ascii="Cambria Math" w:hAnsi="Cambria Math"/>
+                    <w:szCs w:val="21"/>
+                  </w:rPr>
+                  <m:t>∣</m:t>
+                </m:r>
+                <m:sSub>
+                  <m:sSubPr>
+                    <m:ctrlPr>
+                      <w:rPr>
+                        <w:rFonts w:ascii="Cambria Math" w:hAnsi="Cambria Math"/>
+                        <w:szCs w:val="21"/>
+                      </w:rPr>
+                    </m:ctrlPr>
+                  </m:sSubPr>
+                  <m:e>
+                    <m:r>
+                      <w:rPr>
+                        <w:rFonts w:ascii="Cambria Math" w:hAnsi="Cambria Math"/>
+                        <w:szCs w:val="21"/>
+                      </w:rPr>
+                      <m:t>e</m:t>
+                    </m:r>
+                  </m:e>
+                  <m:sub>
+                    <m:r>
+                      <w:rPr>
+                        <w:rFonts w:ascii="Cambria Math" w:hAnsi="Cambria Math"/>
+                        <w:szCs w:val="21"/>
+                      </w:rPr>
+                      <m:t>ss</m:t>
+                    </m:r>
+                  </m:sub>
+                </m:sSub>
+                <m:r>
+                  <m:rPr>
+                    <m:sty m:val="p"/>
+                  </m:rPr>
+                  <w:rPr>
+                    <w:rFonts w:ascii="Cambria Math" w:hAnsi="Cambria Math"/>
+                    <w:szCs w:val="21"/>
+                  </w:rPr>
+                  <m:t>∣</m:t>
+                </m:r>
+                <m:r>
+                  <w:rPr>
+                    <w:rFonts w:ascii="Cambria Math" w:hAnsi="Cambria Math"/>
+                    <w:szCs w:val="21"/>
+                  </w:rPr>
+                  <m:t>≈0.11</m:t>
+                </m:r>
+              </m:oMath>
+            </m:oMathPara>
+          </w:p>
+          <w:p>
+            <w:pPr>
+              <w:rPr>
+                <w:szCs w:val="21"/>
+              </w:rPr>
+            </w:pPr>
+            <w:r>
+              <w:rPr>
+                <w:szCs w:val="21"/>
+              </w:rPr>
+              <w:t>相对误差约为：</w:t>
+            </w:r>
+          </w:p>
+          <w:p>
+            <w:pPr>
+              <w:rPr>
+                <w:szCs w:val="21"/>
+              </w:rPr>
+            </w:pPr>
+            <m:oMathPara>
+              <m:oMath>
+                <m:r>
+                  <w:rPr>
+                    <w:rFonts w:ascii="Cambria Math" w:hAnsi="Cambria Math"/>
+                    <w:szCs w:val="21"/>
+                  </w:rPr>
+                  <m:t>11</m:t>
+                </m:r>
+                <m:r>
+                  <m:rPr>
+                    <m:sty m:val="p"/>
+                  </m:rPr>
+                  <w:rPr>
+                    <w:rFonts w:ascii="Cambria Math" w:hAnsi="Cambria Math"/>
+                    <w:szCs w:val="21"/>
+                  </w:rPr>
+                  <m:t>%</m:t>
+                </m:r>
+              </m:oMath>
+            </m:oMathPara>
+          </w:p>
+          <w:p>
+            <w:pPr>
+              <w:rPr>
+                <w:szCs w:val="21"/>
+              </w:rPr>
+            </w:pPr>
+            <w:r>
+              <w:rPr>
+                <w:szCs w:val="21"/>
+              </w:rPr>
+              <w:t>说明系统最终输出略大于给定输入，存在一定静差。</w:t>
+            </w:r>
+          </w:p>
+          <w:p>
+            <w:pPr>
+              <w:rPr>
+                <w:szCs w:val="21"/>
+              </w:rPr>
+            </w:pPr>
+            <w:r>
+              <w:rPr>
+                <w:szCs w:val="21"/>
+              </w:rPr>
+              <w:pict w14:anchorId="540C45B0">
+                <v:rect id="_x0000_i1028" style="width:0;height:1.5pt" o:hralign="center" o:hrstd="t" o:hr="t" fillcolor="#a0a0a0" stroked="f"/>
+              </w:pict>
+            </w:r>
+          </w:p>
+          <w:p>
+            <w:pPr>
+              <w:rPr>
+                <w:b/>
+                <w:bCs/>
+                <w:szCs w:val="21"/>
+              </w:rPr>
+            </w:pPr>
+            <w:r>
+              <w:rPr>
+                <w:b/>
+                <w:bCs/>
+                <w:szCs w:val="21"/>
+              </w:rPr>
+              <w:t>五、结论</w:t>
+            </w:r>
+          </w:p>
+          <w:p>
+            <w:pPr>
+              <w:rPr>
+                <w:szCs w:val="21"/>
+              </w:rPr>
+            </w:pPr>
+            <w:r>
+              <w:rPr>
+                <w:szCs w:val="21"/>
+              </w:rPr>
+              <w:t>频率响应校正后，系统阶跃响应能够快速收敛，调节时间较短，系统稳定性明显改善。仿真结果表明，超前校正器能够有效提高直线一级倒立摆系统的动态性能，使原本不稳定的倒立摆系统实现稳定控制。但系统输出存在约</w:t>
+            </w:r>
+            <w:r>
+              <w:rPr>
+                <w:szCs w:val="21"/>
+              </w:rPr>
+              <w:t xml:space="preserve"> </w:t>
+            </w:r>
+            <m:oMath>
+              <m:r>
+                <w:rPr>
+                  <w:rFonts w:ascii="Cambria Math" w:hAnsi="Cambria Math"/>
+                  <w:szCs w:val="21"/>
+                </w:rPr>
+                <m:t>0.10∼0.11</m:t>
+              </m:r>
+            </m:oMath>
+            <w:r>
+              <w:rPr>
+                <w:szCs w:val="21"/>
+              </w:rPr>
+              <w:t>的稳态误差，说明该校正器没有完全消除静差，若要进一步提高稳态精度，可以考虑增加积分环节、滞后校正环节，或重新调整开环低频增益。</w:t>
+            </w:r>
+          </w:p>
+          <w:p>
+            <w:pPr>
+              <w:rPr>
+                <w:rFonts w:ascii="Times New Roman" w:hAnsi="Times New Roman" w:cs="Times New Roman" w:hint="eastAsia"/>
               </w:rPr>
             </w:pPr>
           </w:p>
@@ -4334,6 +7255,7 @@
               <w:rPr>
                 <w:rFonts w:ascii="Times New Roman" w:hAnsi="Times New Roman" w:cs="Times New Roman"/>
               </w:rPr>
+              <w:lastRenderedPageBreak/>
               <w:t>同组人姓名</w:t>
             </w:r>
           </w:p>
@@ -4530,49 +7452,7 @@
               <w:rPr>
                 <w:rFonts w:ascii="Times New Roman" w:hAnsi="Times New Roman" w:cs="Times New Roman"/>
               </w:rPr>
-              <w:t>分析</w:t>
-            </w:r>
-            <w:r>
-              <w:rPr>
-                <w:rFonts w:ascii="Times New Roman" w:hAnsi="Times New Roman" w:cs="Times New Roman"/>
-              </w:rPr>
-              <w:t>直线一级倒立摆系统的</w:t>
-            </w:r>
-            <w:r>
-              <w:rPr>
-                <w:rFonts w:ascii="Times New Roman" w:hAnsi="Times New Roman" w:cs="Times New Roman"/>
-              </w:rPr>
-              <w:t>可控性</w:t>
-            </w:r>
-            <w:r>
-              <w:rPr>
-                <w:rFonts w:ascii="Times New Roman" w:hAnsi="Times New Roman" w:cs="Times New Roman"/>
-              </w:rPr>
-              <w:t>（包含程序</w:t>
-            </w:r>
-            <w:r>
-              <w:rPr>
-                <w:rFonts w:ascii="Times New Roman" w:hAnsi="Times New Roman" w:cs="Times New Roman"/>
-              </w:rPr>
-              <w:t>、</w:t>
-            </w:r>
-            <w:r>
-              <w:rPr>
-                <w:rFonts w:ascii="Times New Roman" w:hAnsi="Times New Roman" w:cs="Times New Roman"/>
-              </w:rPr>
-              <w:t>结果</w:t>
-            </w:r>
-            <w:r>
-              <w:rPr>
-                <w:rFonts w:ascii="Times New Roman" w:hAnsi="Times New Roman" w:cs="Times New Roman"/>
-              </w:rPr>
-              <w:t>以及分析</w:t>
-            </w:r>
-            <w:r>
-              <w:rPr>
-                <w:rFonts w:ascii="Times New Roman" w:hAnsi="Times New Roman" w:cs="Times New Roman"/>
-              </w:rPr>
-              <w:t>）。</w:t>
+              <w:t>分析直线一级倒立摆系统的可控性（包含程序、结果以及分析）。</w:t>
             </w:r>
           </w:p>
           <w:p>
@@ -5208,15 +8088,7 @@
           <w:rFonts w:ascii="Times New Roman" w:hAnsi="Times New Roman" w:cs="Times New Roman"/>
           <w:color w:val="FF0000"/>
         </w:rPr>
-        <w:t>模</w:t>
-      </w:r>
-      <w:r>
-        <w:rPr>
-          <w:rFonts w:ascii="Times New Roman" w:hAnsi="Times New Roman" w:cs="Times New Roman"/>
-          <w:color w:val="FF0000"/>
-        </w:rPr>
-        <w:lastRenderedPageBreak/>
-        <w:t>板</w:t>
+        <w:t>模板</w:t>
       </w:r>
       <w:r>
         <w:rPr>
@@ -5843,7 +8715,7 @@
     <w:lsdException w:name="Table Web 2" w:semiHidden="1" w:unhideWhenUsed="1"/>
     <w:lsdException w:name="Table Web 3" w:semiHidden="1" w:unhideWhenUsed="1"/>
     <w:lsdException w:name="Balloon Text" w:semiHidden="1" w:unhideWhenUsed="1"/>
-    <w:lsdException w:name="Table Grid" w:uiPriority="59"/>
+    <w:lsdException w:name="Table Grid" w:uiPriority="39"/>
     <w:lsdException w:name="Table Theme" w:semiHidden="1" w:unhideWhenUsed="1"/>
     <w:lsdException w:name="Placeholder Text" w:semiHidden="1"/>
     <w:lsdException w:name="No Spacing" w:uiPriority="1" w:qFormat="1"/>
@@ -6169,7 +9041,7 @@
   <w:style w:type="table" w:styleId="a7">
     <w:name w:val="Table Grid"/>
     <w:basedOn w:val="a1"/>
-    <w:uiPriority w:val="59"/>
+    <w:uiPriority w:val="39"/>
     <w:rsid w:val="00C54A25"/>
     <w:tblPr>
       <w:tblBorders>
@@ -6522,4 +9394,16 @@
   <a:objectDefaults/>
   <a:extraClrSchemeLst/>
 </a:theme>
+</file>
+
+<file path=customXml/item1.xml><?xml version="1.0" encoding="utf-8"?>
+<b:Sources xmlns:b="http://schemas.openxmlformats.org/officeDocument/2006/bibliography" xmlns="http://schemas.openxmlformats.org/officeDocument/2006/bibliography" SelectedStyle="\APASixthEditionOfficeOnline.xsl" StyleName="APA" Version="6"/>
+</file>
+
+<file path=customXml/itemProps1.xml><?xml version="1.0" encoding="utf-8"?>
+<ds:datastoreItem xmlns:ds="http://schemas.openxmlformats.org/officeDocument/2006/customXml" ds:itemID="{73FE4C47-3B77-4241-AA2A-B15D763704EA}">
+  <ds:schemaRefs>
+    <ds:schemaRef ds:uri="http://schemas.openxmlformats.org/officeDocument/2006/bibliography"/>
+  </ds:schemaRefs>
+</ds:datastoreItem>
 </file>